--- a/paper/draft.docx
+++ b/paper/draft.docx
@@ -518,68 +518,32 @@
     </w:p>
     <w:p>
       <w:r>
-        <w:t xml:space="preserve">To determine </w:t>
-      </w:r>
-      <w:r>
-        <w:t xml:space="preserve">how streamflow </w:t>
-      </w:r>
+        <w:t>To determine how streamflow is changing across CONUS, we analyzed trends in daily streamflow data from MacroSheds sites (now called ‘MS sites’). First, using the ‘ndhplusTools’ package in R (Blodgett, 2023) we limited our analysis to first or zero order streams. Then, we limited streamflow records to the PRISM data availability period (1980–present) and selected each site’s longest contiguous window with no more than 40% missing data.  To be included for trend analysis, site records were checked for completeness by water year for at least 4 streamflow observations per week (including rating derived) across at least 51 weeks out of the year. For sites with limited sampling/seasonally sampled snowmelt sites (such as Niwot Ridge in Colorado) were manually flagged and added back into the analysis.</w:t>
+      </w:r>
+      <w:r/>
       <w:proofErr w:type="gramStart"/>
-      <w:r>
-        <w:t>is changing</w:t>
-      </w:r>
+      <w:r/>
       <w:proofErr w:type="gramEnd"/>
-      <w:r>
-        <w:t xml:space="preserve"> across CONUS, we analyzed trends in daily streamflow data</w:t>
-      </w:r>
-      <w:r>
-        <w:t xml:space="preserve"> from </w:t>
-      </w:r>
+      <w:r/>
+      <w:r/>
       <w:proofErr w:type="spellStart"/>
-      <w:r>
-        <w:t>MacroSheds</w:t>
-      </w:r>
+      <w:r/>
       <w:proofErr w:type="spellEnd"/>
-      <w:r>
-        <w:t xml:space="preserve"> sites (now called ‘MS sites’)</w:t>
-      </w:r>
-      <w:r>
-        <w:t>. First, using the ‘</w:t>
-      </w:r>
+      <w:r/>
+      <w:r/>
       <w:proofErr w:type="spellStart"/>
-      <w:r>
-        <w:t>ndhplusTools</w:t>
-      </w:r>
+      <w:r/>
       <w:proofErr w:type="spellEnd"/>
-      <w:r>
-        <w:t xml:space="preserve">’ package in R (Blodgett, 2023) we limited our analysis </w:t>
-      </w:r>
-      <w:r>
-        <w:t xml:space="preserve">to </w:t>
-      </w:r>
-      <w:r>
-        <w:t>first or zero order streams. Then, we windowed all data from 1984 (the start of the LANDSAT mission) to 2024 (the latest year for which data is available).  To be included for trend analysis, site records were checked</w:t>
-      </w:r>
-      <w:r>
-        <w:t xml:space="preserve"> </w:t>
-      </w:r>
-      <w:r>
-        <w:t xml:space="preserve">for completeness </w:t>
-      </w:r>
-      <w:r>
-        <w:t>by water year for at least 4 streamflow observations per week (including rating derived) across at least 51 weeks out of the year.</w:t>
-      </w:r>
-      <w:r>
-        <w:t xml:space="preserve"> </w:t>
-      </w:r>
-      <w:r>
-        <w:t>For sites with limited sampling/seasonally sampled snowmelt sites (such as Niwot Ridge</w:t>
-      </w:r>
-      <w:r>
-        <w:t xml:space="preserve"> in Colorado</w:t>
-      </w:r>
-      <w:r>
-        <w:t>) were manually flagged and added back into the analysis.</w:t>
-      </w:r>
+      <w:r/>
+      <w:r/>
+      <w:r/>
+      <w:r/>
+      <w:r/>
+      <w:r/>
+      <w:r/>
+      <w:r/>
+      <w:r/>
+      <w:r/>
     </w:p>
     <w:p>
       <w:r>
@@ -792,71 +756,29 @@
     </w:p>
     <w:p>
       <w:r>
-        <w:t>Using our PRISM data, we c</w:t>
-      </w:r>
-      <w:r>
-        <w:t>ompute</w:t>
-      </w:r>
-      <w:r>
-        <w:t>d</w:t>
-      </w:r>
-      <w:r>
-        <w:t xml:space="preserve"> mean, max</w:t>
-      </w:r>
-      <w:r>
-        <w:t>imum</w:t>
-      </w:r>
-      <w:r>
-        <w:t xml:space="preserve">, </w:t>
-      </w:r>
-      <w:r>
-        <w:t>minimum</w:t>
-      </w:r>
-      <w:r>
-        <w:t xml:space="preserve">, </w:t>
-      </w:r>
-      <w:r>
-        <w:t xml:space="preserve">and </w:t>
-      </w:r>
-      <w:r>
-        <w:t>variance</w:t>
-      </w:r>
-      <w:r>
-        <w:t xml:space="preserve"> annually,</w:t>
-      </w:r>
-      <w:r>
-        <w:t xml:space="preserve"> for all </w:t>
-      </w:r>
-      <w:r>
-        <w:t xml:space="preserve">MS and grid sties.  Like with streamflow, we computed the </w:t>
-      </w:r>
-      <w:r>
-        <w:t>same</w:t>
-      </w:r>
-      <w:r>
-        <w:t xml:space="preserve"> metrics aggregated</w:t>
-      </w:r>
-      <w:r>
-        <w:t xml:space="preserve"> monthly and seasonally for greater context</w:t>
-      </w:r>
-      <w:r>
-        <w:t>, along with</w:t>
-      </w:r>
-      <w:r>
-        <w:t xml:space="preserve"> cumulative precipitation and precipitation intensity</w:t>
-      </w:r>
-      <w:r>
-        <w:t xml:space="preserve">. </w:t>
-      </w:r>
-      <w:r>
-        <w:t xml:space="preserve">For streamflow sites, climate data was matched </w:t>
-      </w:r>
-      <w:r>
-        <w:t xml:space="preserve">to ranges of years </w:t>
-      </w:r>
-      <w:r>
-        <w:t>with available streamflow data. For grid sites, the entire 1984-2024 window was used</w:t>
-      </w:r>
+        <w:t>Using our PRISM data, we computed mean, maximum, minimum, and variance annually, for all MS and grid sties.  Like with streamflow, we computed the same metrics aggregated monthly and seasonally for greater context, along with cumulative precipitation and precipitation intensity. For streamflow sites, climate trends (temperature, precipitation, and GPP) were computed over each site’s longest continuous record of mean temperature data, identified by finding the longest consecutive run of years with non-missing values. For grid sites, the entire 1984–2024 window was used</w:t>
+      </w:r>
+      <w:r/>
+      <w:r/>
+      <w:r/>
+      <w:r/>
+      <w:r/>
+      <w:r/>
+      <w:r/>
+      <w:r/>
+      <w:r/>
+      <w:r/>
+      <w:r/>
+      <w:r/>
+      <w:r/>
+      <w:r/>
+      <w:r/>
+      <w:r/>
+      <w:r/>
+      <w:r/>
+      <w:r/>
+      <w:r/>
+      <w:r/>
     </w:p>
     <w:p>
       <w:r>
@@ -1144,7 +1066,7 @@
         <w:t xml:space="preserve">Our analysis of trends </w:t>
       </w:r>
       <w:r>
-        <w:t>highlighted the importance of long-term climate setting in determining how systems respond to climate change. Generally, we saw very little response. Out of 125 non-experimental MS records included, only 8 showed significant streamflow trends (3 increasing, 5 decreasing)</w:t>
+        <w:t>highlighted the importance of long-term climate setting in determining how systems respond to climate change. Generally, we saw very little response. Out of 125 non-experimental MS records included, only 8 showed significant streamflow trends (5 increasing, 10 decreasing)</w:t>
       </w:r>
       <w:r>
         <w:t xml:space="preserve"> (figure 2)</w:t>
@@ -1413,31 +1335,17 @@
     </w:p>
     <w:p>
       <w:r>
-        <w:t>There is little change,</w:t>
-      </w:r>
-      <w:r>
-        <w:t xml:space="preserve"> with less than 1% of 126 sites </w:t>
-      </w:r>
+        <w:t xml:space="preserve">There is little change, with 10.6% of 141 sites show a significant streamflow trend (3 increasing, 5 decreasing), despite all undergoing changing inputs and shifting vegetative demand. </w:t>
+      </w:r>
+      <w:r/>
       <w:proofErr w:type="gramStart"/>
-      <w:r>
-        <w:t>shows</w:t>
-      </w:r>
+      <w:r/>
       <w:proofErr w:type="gramEnd"/>
-      <w:r>
-        <w:t xml:space="preserve"> a</w:t>
-      </w:r>
-      <w:r>
-        <w:t xml:space="preserve"> significant streamflow trend</w:t>
-      </w:r>
-      <w:r>
-        <w:t xml:space="preserve"> (3 increasing, 5 decreasing)</w:t>
-      </w:r>
-      <w:r>
-        <w:t>, despite all undergoing changing inputs</w:t>
-      </w:r>
-      <w:r>
-        <w:t xml:space="preserve"> and shifting vegetative demand. </w:t>
-      </w:r>
+      <w:r/>
+      <w:r/>
+      <w:r/>
+      <w:r/>
+      <w:r/>
     </w:p>
     <w:p>
       <w:r>

--- a/paper/draft.docx
+++ b/paper/draft.docx
@@ -1066,7 +1066,7 @@
         <w:t xml:space="preserve">Our analysis of trends </w:t>
       </w:r>
       <w:r>
-        <w:t>highlighted the importance of long-term climate setting in determining how systems respond to climate change. Generally, we saw very little response. Out of 125 non-experimental MS records included, only 8 showed significant streamflow trends (5 increasing, 10 decreasing)</w:t>
+        <w:t>highlighted the importance of long-term climate setting in determining how systems respond to climate change. Generally, we saw very little response. Out of 126 non-experimental MS records included, only 8 showed significant streamflow trends (5 increasing, 3 decreasing)</w:t>
       </w:r>
       <w:r>
         <w:t xml:space="preserve"> (figure 2)</w:t>
@@ -1335,7 +1335,7 @@
     </w:p>
     <w:p>
       <w:r>
-        <w:t xml:space="preserve">There is little change, with 10.6% of 141 sites show a significant streamflow trend (3 increasing, 5 decreasing), despite all undergoing changing inputs and shifting vegetative demand. </w:t>
+        <w:t xml:space="preserve">There is little change, with 6.3% of 126 non-experimental sites show a significant streamflow trend (5 increasing, 3 decreasing), despite all undergoing changing inputs and shifting vegetative demand. </w:t>
       </w:r>
       <w:r/>
       <w:proofErr w:type="gramStart"/>

--- a/paper/draft.docx
+++ b/paper/draft.docx
@@ -1,6 +1,6 @@
 
 <file path=word/document.xml><?xml version="1.0" encoding="utf-8"?>
-<w:document xmlns:wpc="http://schemas.microsoft.com/office/word/2010/wordprocessingCanvas" xmlns:cx="http://schemas.microsoft.com/office/drawing/2014/chartex" xmlns:cx1="http://schemas.microsoft.com/office/drawing/2015/9/8/chartex" xmlns:cx2="http://schemas.microsoft.com/office/drawing/2015/10/21/chartex" xmlns:cx3="http://schemas.microsoft.com/office/drawing/2016/5/9/chartex" xmlns:cx4="http://schemas.microsoft.com/office/drawing/2016/5/10/chartex" xmlns:cx5="http://schemas.microsoft.com/office/drawing/2016/5/11/chartex" xmlns:cx6="http://schemas.microsoft.com/office/drawing/2016/5/12/chartex" xmlns:cx7="http://schemas.microsoft.com/office/drawing/2016/5/13/chartex" xmlns:cx8="http://schemas.microsoft.com/office/drawing/2016/5/14/chartex" xmlns:mc="http://schemas.openxmlformats.org/markup-compatibility/2006" xmlns:aink="http://schemas.microsoft.com/office/drawing/2016/ink" xmlns:am3d="http://schemas.microsoft.com/office/drawing/2017/model3d" xmlns:o="urn:schemas-microsoft-com:office:office" xmlns:oel="http://schemas.microsoft.com/office/2019/extlst" xmlns:r="http://schemas.openxmlformats.org/officeDocument/2006/relationships" xmlns:m="http://schemas.openxmlformats.org/officeDocument/2006/math" xmlns:v="urn:schemas-microsoft-com:vml" xmlns:wp14="http://schemas.microsoft.com/office/word/2010/wordprocessingDrawing" xmlns:wp="http://schemas.openxmlformats.org/drawingml/2006/wordprocessingDrawing" xmlns:w10="urn:schemas-microsoft-com:office:word" xmlns:w="http://schemas.openxmlformats.org/wordprocessingml/2006/main" xmlns:w14="http://schemas.microsoft.com/office/word/2010/wordml" xmlns:w15="http://schemas.microsoft.com/office/word/2012/wordml" xmlns:w16cex="http://schemas.microsoft.com/office/word/2018/wordml/cex" xmlns:w16cid="http://schemas.microsoft.com/office/word/2016/wordml/cid" xmlns:w16="http://schemas.microsoft.com/office/word/2018/wordml" xmlns:w16du="http://schemas.microsoft.com/office/word/2023/wordml/word16du" xmlns:w16sdtdh="http://schemas.microsoft.com/office/word/2020/wordml/sdtdatahash" xmlns:w16sdtfl="http://schemas.microsoft.com/office/word/2024/wordml/sdtformatlock" xmlns:w16se="http://schemas.microsoft.com/office/word/2015/wordml/symex" xmlns:wpg="http://schemas.microsoft.com/office/word/2010/wordprocessingGroup" xmlns:wpi="http://schemas.microsoft.com/office/word/2010/wordprocessingInk" xmlns:wne="http://schemas.microsoft.com/office/word/2006/wordml" xmlns:wps="http://schemas.microsoft.com/office/word/2010/wordprocessingShape" mc:Ignorable="w14 w15 w16se w16cid w16 w16cex w16sdtdh w16sdtfl w16du wp14">
+<w:document xmlns:wpc="http://schemas.microsoft.com/office/word/2010/wordprocessingCanvas" xmlns:cx="http://schemas.microsoft.com/office/drawing/2014/chartex" xmlns:cx1="http://schemas.microsoft.com/office/drawing/2015/9/8/chartex" xmlns:cx2="http://schemas.microsoft.com/office/drawing/2015/10/21/chartex" xmlns:cx3="http://schemas.microsoft.com/office/drawing/2016/5/9/chartex" xmlns:cx4="http://schemas.microsoft.com/office/drawing/2016/5/10/chartex" xmlns:cx5="http://schemas.microsoft.com/office/drawing/2016/5/11/chartex" xmlns:cx6="http://schemas.microsoft.com/office/drawing/2016/5/12/chartex" xmlns:cx7="http://schemas.microsoft.com/office/drawing/2016/5/13/chartex" xmlns:cx8="http://schemas.microsoft.com/office/drawing/2016/5/14/chartex" xmlns:mc="http://schemas.openxmlformats.org/markup-compatibility/2006" xmlns:aink="http://schemas.microsoft.com/office/drawing/2016/ink" xmlns:am3d="http://schemas.microsoft.com/office/drawing/2017/model3d" xmlns:o="urn:schemas-microsoft-com:office:office" xmlns:oel="http://schemas.microsoft.com/office/2019/extlst" xmlns:r="http://schemas.openxmlformats.org/officeDocument/2006/relationships" xmlns:m="http://schemas.openxmlformats.org/officeDocument/2006/math" xmlns:v="urn:schemas-microsoft-com:vml" xmlns:wp14="http://schemas.microsoft.com/office/word/2010/wordprocessingDrawing" xmlns:wp="http://schemas.openxmlformats.org/drawingml/2006/wordprocessingDrawing" xmlns:w10="urn:schemas-microsoft-com:office:word" xmlns:w="http://schemas.openxmlformats.org/wordprocessingml/2006/main" xmlns:w14="http://schemas.microsoft.com/office/word/2010/wordml" xmlns:w15="http://schemas.microsoft.com/office/word/2012/wordml" xmlns:w16cei="http://schemas.microsoft.com/office/word/2026/wordml/cei" xmlns:w16cex="http://schemas.microsoft.com/office/word/2018/wordml/cex" xmlns:w16cid="http://schemas.microsoft.com/office/word/2016/wordml/cid" xmlns:w16="http://schemas.microsoft.com/office/word/2018/wordml" xmlns:w16du="http://schemas.microsoft.com/office/word/2023/wordml/word16du" xmlns:w16sdtdh="http://schemas.microsoft.com/office/word/2020/wordml/sdtdatahash" xmlns:w16sdtfl="http://schemas.microsoft.com/office/word/2024/wordml/sdtformatlock" xmlns:w16se="http://schemas.microsoft.com/office/word/2015/wordml/symex" xmlns:wpg="http://schemas.microsoft.com/office/word/2010/wordprocessingGroup" xmlns:wpi="http://schemas.microsoft.com/office/word/2010/wordprocessingInk" xmlns:wne="http://schemas.microsoft.com/office/word/2006/wordml" xmlns:wps="http://schemas.microsoft.com/office/word/2010/wordprocessingShape" mc:Ignorable="w14 w15 w16se w16cid w16 w16cex w16sdtdh w16sdtfl w16du wp14">
   <w:body>
     <w:p>
       <w:pPr>
@@ -44,10 +44,7 @@
         <w:t>Since the 1960’s, watershed science has used water budgeting to learn about how ecosystems function (Bormann &amp; Likens, 1967).</w:t>
       </w:r>
       <w:r>
-        <w:t xml:space="preserve"> </w:t>
-      </w:r>
-      <w:r>
-        <w:t>By measuring the water entering (precipitation) and leaving (evaporation, transpiration, and streamflow) a watershed, researchers can create watershed budgets, as represented in equation 1. Where Q is the streamflow, P the precipitation, and E, T, and S evaporation, transpiration, and storage, respectively.</w:t>
+        <w:t xml:space="preserve"> By measuring the water entering (precipitation) and leaving (evaporation, transpiration, and streamflow) a watershed, researchers can create watershed budgets, as represented in equation 1. Where Q is the streamflow, P the precipitation, and E, T, and S evaporation, transpiration, and storage, respectively.</w:t>
       </w:r>
     </w:p>
     <w:p>
@@ -73,6 +70,9 @@
         <w:t>This approach to budgeting works best in smaller watersheds, with limited storage and well-defined boundary conditions (Bormann &amp; Likens, 1967; Likens et al, 1970).</w:t>
       </w:r>
       <w:r>
+        <w:t xml:space="preserve"> Paired-catchment experiments subsequently demonstrated that vegetation changes in these small systems produce detectable shifts in water yield (Bosch &amp; Hewlett, 1982), establishing the sensitivity of headwater watersheds as analytical tools.</w:t>
+      </w:r>
+      <w:r>
         <w:t xml:space="preserve"> However, c</w:t>
       </w:r>
       <w:r>
@@ -90,7 +90,10 @@
     </w:p>
     <w:p>
       <w:r>
-        <w:t xml:space="preserve">Looking at trends from 1980 to today, researchers have observed meaningful trends for each component of the water budget. </w:t>
+        <w:t>These changes are now well documented at continental scales. Over the past four decades, researchers have observed</w:t>
+      </w:r>
+      <w:r>
+        <w:t xml:space="preserve"> meaningful trends for each component of the water budget. </w:t>
       </w:r>
       <w:r>
         <w:t xml:space="preserve">Temperatures are increasing across most of the CONUS, increasing evaporation (Ji et al, 2014). Precipitation has become more variable, with more of it arriving in extreme events (Adler et al, 2017; Davenport et al, 2021). </w:t>
@@ -123,51 +126,70 @@
         <w:t xml:space="preserve"> as temperatures continue to rise</w:t>
       </w:r>
       <w:r>
+        <w:t xml:space="preserve"> (Li et al, 2023)</w:t>
+      </w:r>
+      <w:r>
+        <w:t>.</w:t>
+      </w:r>
+      <w:r>
+        <w:t xml:space="preserve"> These concurrent shifts in the water balance have prompted a broader reckoning: the long-held assumption that hydrologic systems fluctuate within a stationary envelope may no longer hold (Milly et al., 2008). If stationarity cannot be assumed, detecting and characterizing streamflow trends becomes essential.</w:t>
+      </w:r>
+      <w:r>
+        <w:t xml:space="preserve">  </w:t>
+      </w:r>
+    </w:p>
+    <w:p>
+      <w:r>
+        <w:t xml:space="preserve">Given all this change to inputs, </w:t>
+      </w:r>
+      <w:r>
+        <w:t>it is reasonable to expect change in outputs, namely</w:t>
+      </w:r>
+      <w:r>
+        <w:t xml:space="preserve"> decreasing streamflow</w:t>
+      </w:r>
+      <w:r>
+        <w:t xml:space="preserve"> across many systems. </w:t>
+      </w:r>
+      <w:r>
+        <w:t xml:space="preserve">Early trend analyses of USGS stations found the conterminous U.S. becoming wetter but less extreme, with increases concentrated in low and median flows rather than peak flows (Lins &amp; Slack, 1999), with some of those changes appearing as step increases rather than gradual trends (McCabe &amp; Wolock, 2002). </w:t>
+      </w:r>
+      <w:r>
+        <w:t>In past work, s</w:t>
+      </w:r>
+      <w:r>
+        <w:t>treamflow in larger systems has shown variable responses to climate change</w:t>
+      </w:r>
+      <w:r>
+        <w:t>, i</w:t>
+      </w:r>
+      <w:r>
+        <w:t>ncluding more high and low flow days (Wang et al, 2024).</w:t>
+      </w:r>
+      <w:r>
         <w:t xml:space="preserve"> </w:t>
       </w:r>
       <w:r>
-        <w:t>(Li et al, 2023</w:t>
-      </w:r>
-      <w:r>
-        <w:t>)</w:t>
-      </w:r>
-      <w:r>
-        <w:t xml:space="preserve">.  </w:t>
-      </w:r>
-    </w:p>
-    <w:p>
-      <w:r>
-        <w:t xml:space="preserve">Given all this change to inputs, </w:t>
-      </w:r>
-      <w:r>
-        <w:t>it is reasonable to expect change in outputs, namely</w:t>
-      </w:r>
-      <w:r>
-        <w:t xml:space="preserve"> decreasing streamflow</w:t>
-      </w:r>
-      <w:r>
-        <w:t xml:space="preserve"> across many systems. In past work, s</w:t>
-      </w:r>
-      <w:r>
-        <w:t>treamflow in larger systems has shown variable responses to climate change</w:t>
-      </w:r>
-      <w:r>
-        <w:t>, i</w:t>
-      </w:r>
-      <w:r>
-        <w:t>ncluding more high and low flow days (Wang et al, 2024).</w:t>
+        <w:t>Analysis of USGS gauges found from 1940-2022 found steeply increasing streamflow in the northeast and Midwest and little significant change elsewhere (</w:t>
+      </w:r>
+      <w:r>
+        <w:t xml:space="preserve">USGS, 2023). </w:t>
       </w:r>
       <w:r>
         <w:t xml:space="preserve"> </w:t>
       </w:r>
       <w:r>
-        <w:t>Analysis of USGS gauges found from 1940-2022 found steeply increasing streamflow in the northeast and Midwest and little significant change elsewhere (</w:t>
-      </w:r>
-      <w:r>
-        <w:t xml:space="preserve">USGS, 2023). </w:t>
-      </w:r>
-      <w:r>
-        <w:t xml:space="preserve"> However, these large watersheds are also affected by heavy anthropogenic use (by design for USGS gauges), muddling any insights into how fundamental elements of watershed attributes affect streamflow attenuation. To do so demands analysis of a diverse group of small watersheds with very limited anthropogenic influence and long running streamflow records.</w:t>
+        <w:t xml:space="preserve">Together, these studies establish that streamflow is responding to climate change at broad scales, but they leave open the question of what drives that </w:t>
+      </w:r>
+      <w:r>
+        <w:lastRenderedPageBreak/>
+        <w:t>response at the watershed level. Large watersheds are also affected</w:t>
+      </w:r>
+      <w:r>
+        <w:t xml:space="preserve"> by heavy anthropogenic use (by design for USGS gauges), muddling any insights into how fundamental elements of watershed attributes affect streamflow attenuation. To do so demands analysis of a diverse group of small watersheds with very limited anthropogenic influence and long running streamflow records.</w:t>
+      </w:r>
+      <w:r>
+        <w:t xml:space="preserve"> This study uses the MacroSheds dataset, a harmonized collection of long-running, small-watershed ecosystem studies across CONUS, to address that need. We organize the analysis around three questions:</w:t>
       </w:r>
     </w:p>
     <w:p>
@@ -206,30 +228,7 @@
     </w:p>
     <w:p>
       <w:r>
-        <w:t>We expect that t</w:t>
-      </w:r>
-      <w:r>
-        <w:t xml:space="preserve">rends will closely follow climate trends, with more discharge in the upper Midwest and Northeast and less discharge in arid environments. </w:t>
-      </w:r>
-      <w:r>
-        <w:t>We expect to see</w:t>
-      </w:r>
-      <w:r>
-        <w:t xml:space="preserve"> abundant change, as small watersheds have little space and time to </w:t>
-      </w:r>
-      <w:proofErr w:type="gramStart"/>
-      <w:r>
-        <w:t>attenuate</w:t>
-      </w:r>
-      <w:proofErr w:type="gramEnd"/>
-      <w:r>
-        <w:t xml:space="preserve"> </w:t>
-      </w:r>
-      <w:r>
-        <w:t>signals from climate drivers</w:t>
-      </w:r>
-      <w:r>
-        <w:t>.</w:t>
+        <w:t>We expect that trends will closely follow climate trends, with more discharge in the upper Midwest and Northeast and less discharge in arid environments. We expect to see abundant change, as small watersheds have little space and time to attenuate signals from climate drivers.</w:t>
       </w:r>
     </w:p>
     <w:p>
@@ -238,7 +237,6 @@
           <w:b/>
           <w:bCs/>
         </w:rPr>
-        <w:lastRenderedPageBreak/>
         <w:t>R</w:t>
       </w:r>
       <w:r>
@@ -261,19 +259,7 @@
     </w:p>
     <w:p>
       <w:r>
-        <w:t>We expect that a</w:t>
-      </w:r>
-      <w:r>
-        <w:t>ridity is the main driver of streamflow sensitivity.</w:t>
-      </w:r>
-      <w:r>
-        <w:t xml:space="preserve"> Arid, water-limited sites will be most sensitive to changes in incoming precipitation. </w:t>
-      </w:r>
-      <w:r>
-        <w:t xml:space="preserve"> </w:t>
-      </w:r>
-      <w:r>
-        <w:t xml:space="preserve">Humid, energy limited sites will be most sensitive to changes in temperature. </w:t>
+        <w:t xml:space="preserve">We expect that aridity is the main driver of streamflow sensitivity. Arid, water-limited sites will be most sensitive to changes in incoming precipitation.  Humid, energy limited sites will be most sensitive to changes in temperature. </w:t>
       </w:r>
     </w:p>
     <w:p>
@@ -305,15 +291,7 @@
         <w:t xml:space="preserve">: </w:t>
       </w:r>
       <w:r>
-        <w:t xml:space="preserve">How well does the current suite of WS studies capture the landscape of climate change across </w:t>
-      </w:r>
-      <w:proofErr w:type="gramStart"/>
-      <w:r>
-        <w:t>the CONUS</w:t>
-      </w:r>
-      <w:proofErr w:type="gramEnd"/>
-      <w:r>
-        <w:t>?</w:t>
+        <w:t>How well does the current suite of WS studies capture the landscape of climate change across the CONUS?</w:t>
       </w:r>
     </w:p>
     <w:p>
@@ -348,10 +326,7 @@
     </w:p>
     <w:p>
       <w:r>
-        <w:t>All data and analyses used in this effort are hosted publicly at</w:t>
-      </w:r>
-      <w:r>
-        <w:t xml:space="preserve"> </w:t>
+        <w:t xml:space="preserve">All data and analyses used in this effort are hosted publicly at </w:t>
       </w:r>
       <w:hyperlink r:id="rId7" w:history="1">
         <w:r>
@@ -362,516 +337,335 @@
         </w:r>
       </w:hyperlink>
       <w:r>
-        <w:t xml:space="preserve"> (will version on submission)</w:t>
+        <w:t xml:space="preserve"> (will version on submission). </w:t>
+      </w:r>
+    </w:p>
+    <w:p>
+      <w:pPr>
+        <w:pStyle w:val="Heading3"/>
+      </w:pPr>
+      <w:r>
+        <w:t>Data sourcing</w:t>
+      </w:r>
+    </w:p>
+    <w:p>
+      <w:r>
+        <w:t xml:space="preserve">All </w:t>
+      </w:r>
+      <w:r>
+        <w:t xml:space="preserve">streamflow </w:t>
+      </w:r>
+      <w:r>
+        <w:t>data for this effort were sourced from MacroSheds, a harmonized dataset of small watershed ecosystem studies (Vlah et al, 2023). The dataset is well situated for this effort, as sites used for these kinds of studies tend to be small</w:t>
+      </w:r>
+      <w:r>
+        <w:t>,</w:t>
+      </w:r>
+      <w:r>
+        <w:t xml:space="preserve"> undisturbed</w:t>
+      </w:r>
+      <w:r>
+        <w:t>, and have long record lengths.</w:t>
+      </w:r>
+      <w:r>
+        <w:t xml:space="preserve"> Streamflow data was furnished by the contributing members to MacroSheds (Vlah et al, 2023). As sites in MacroSheds having varying quality of precipitation data, we used gridded, </w:t>
+      </w:r>
+      <w:r>
+        <w:t>PRISM for rainfall and air temperature</w:t>
+      </w:r>
+      <w:r>
+        <w:t xml:space="preserve"> (PRISM Group</w:t>
+      </w:r>
+      <w:r>
+        <w:t>, 2025</w:t>
+      </w:r>
+      <w:r>
+        <w:t>)</w:t>
+      </w:r>
+      <w:r>
+        <w:t>.</w:t>
+      </w:r>
+      <w:r>
+        <w:t xml:space="preserve"> To estimate GPP, we used </w:t>
+      </w:r>
+      <w:r>
+        <w:t>LANDSAT</w:t>
+      </w:r>
+      <w:r>
+        <w:t xml:space="preserve"> estimates </w:t>
+      </w:r>
+      <w:r>
+        <w:t>(USGS</w:t>
+      </w:r>
+      <w:r>
+        <w:t>, 2025</w:t>
+      </w:r>
+      <w:r>
+        <w:t>)</w:t>
+      </w:r>
+      <w:r>
+        <w:t xml:space="preserve"> averaged to each watershed boundary. </w:t>
+      </w:r>
+    </w:p>
+    <w:p>
+      <w:pPr>
+        <w:pStyle w:val="Heading3"/>
+      </w:pPr>
+      <w:r>
+        <w:t xml:space="preserve">Streamflow </w:t>
+      </w:r>
+      <w:r>
+        <w:t>analysis</w:t>
+      </w:r>
+    </w:p>
+    <w:p>
+      <w:r>
+        <w:t xml:space="preserve">To determine how streamflow is changing across CONUS, we analyzed trends in daily streamflow data from MacroSheds sites (now called ‘MS sites’). First, using the ‘ndhplusTools’ package in R (Blodgett, 2023) we limited our analysis to first or zero order streams. Then, we limited streamflow records to the </w:t>
+      </w:r>
+      <w:r>
+        <w:lastRenderedPageBreak/>
+        <w:t>PRISM data availability period (1980–present) and selected each site’s longest contiguous window with no more than 40% missing data.  To be included for trend analysis, site records were checked for completeness by water year for at least 4 streamflow observations per week (including rating derived) across at least 51 weeks out of the year. For sites with limited sampling/seasonally sampled snowmelt sites (such as Niwot Ridge in Colorado) were manually flagged and added back into the analysis.</w:t>
+      </w:r>
+    </w:p>
+    <w:p>
+      <w:r>
+        <w:t>We then co</w:t>
+      </w:r>
+      <w:r>
+        <w:t>mputed</w:t>
+      </w:r>
+      <w:r>
+        <w:t xml:space="preserve"> annual hydrologic metrics for each site, including the ‘Magnificent 7’ (Archfield et al, 2014)</w:t>
+      </w:r>
+      <w:r>
+        <w:t xml:space="preserve">, </w:t>
+      </w:r>
+      <w:r>
+        <w:t>total flow</w:t>
+      </w:r>
+      <w:r>
+        <w:t xml:space="preserve">, </w:t>
+      </w:r>
+      <w:r>
+        <w:t>mean</w:t>
+      </w:r>
+      <w:r>
+        <w:t xml:space="preserve"> flow</w:t>
+      </w:r>
+      <w:r>
+        <w:t xml:space="preserve">, </w:t>
+      </w:r>
+      <w:r>
+        <w:t>maximum and minimum flows</w:t>
+      </w:r>
+      <w:r>
+        <w:t>,</w:t>
+      </w:r>
+      <w:r>
+        <w:t xml:space="preserve"> variance,</w:t>
+      </w:r>
+      <w:r>
+        <w:t xml:space="preserve"> and</w:t>
+      </w:r>
+      <w:r>
+        <w:t xml:space="preserve"> Richard-Baker index.</w:t>
+      </w:r>
+      <w:r>
+        <w:t xml:space="preserve"> We computed the s</w:t>
+      </w:r>
+      <w:r>
+        <w:t xml:space="preserve">ame </w:t>
+      </w:r>
+      <w:r>
+        <w:t xml:space="preserve">metrics </w:t>
+      </w:r>
+      <w:r>
+        <w:t>monthly and seasona</w:t>
+      </w:r>
+      <w:r>
+        <w:t>l</w:t>
+      </w:r>
+      <w:r>
+        <w:t>l</w:t>
+      </w:r>
+      <w:r>
+        <w:t>y</w:t>
+      </w:r>
+      <w:r>
+        <w:t xml:space="preserve"> for greater context</w:t>
+      </w:r>
+      <w:r>
+        <w:t xml:space="preserve"> in our analysis.</w:t>
+      </w:r>
+    </w:p>
+    <w:p>
+      <w:r>
+        <w:t>To include a site in trend analysis it needed at least 10 years of data</w:t>
+      </w:r>
+      <w:r>
+        <w:t xml:space="preserve"> that passed our completeness check,</w:t>
+      </w:r>
+      <w:r>
+        <w:t xml:space="preserve"> with no more than 40% missing data in connecting years. </w:t>
+      </w:r>
+    </w:p>
+    <w:p>
+      <w:r>
+        <w:t>For all metrics, we u</w:t>
+      </w:r>
+      <w:r>
+        <w:t xml:space="preserve">sed Sen’s slope </w:t>
+      </w:r>
+      <w:r>
+        <w:t>test, ‘</w:t>
+      </w:r>
+      <w:r>
+        <w:t>zyp</w:t>
+      </w:r>
+      <w:r>
+        <w:t>’</w:t>
+      </w:r>
+      <w:r>
+        <w:t xml:space="preserve"> package in R (</w:t>
+      </w:r>
+      <w:r>
+        <w:t>Bronaugh </w:t>
+      </w:r>
+      <w:r>
+        <w:t>et al, 2023)</w:t>
+      </w:r>
+      <w:r>
+        <w:t xml:space="preserve"> to calculate </w:t>
+      </w:r>
+      <w:r>
+        <w:t>trends</w:t>
+      </w:r>
+      <w:r>
+        <w:t xml:space="preserve"> </w:t>
+      </w:r>
+      <w:r>
+        <w:t>and compute 95% confidence intervals around them</w:t>
+      </w:r>
+      <w:r>
+        <w:t>.</w:t>
+      </w:r>
+    </w:p>
+    <w:p>
+      <w:pPr>
+        <w:pStyle w:val="Heading3"/>
+      </w:pPr>
+      <w:r>
+        <w:t>Grid</w:t>
+      </w:r>
+      <w:r>
+        <w:t>ded sampling</w:t>
+      </w:r>
+    </w:p>
+    <w:p>
+      <w:r>
+        <w:t>To evaluate how well existing watershed studies represent the range of climate conditions across CONUS (RQ2), we constructed a spatially uniform reference set. We created a grid of</w:t>
+      </w:r>
+      <w:r>
+        <w:t xml:space="preserve"> 1,000 100 ha wide points fit to CONUS</w:t>
+      </w:r>
+      <w:r>
+        <w:t>, f</w:t>
+      </w:r>
+      <w:r>
+        <w:t xml:space="preserve">rom now on referred to as </w:t>
+      </w:r>
+      <w:r>
+        <w:t>‘</w:t>
+      </w:r>
+      <w:r>
+        <w:t>grid sites</w:t>
+      </w:r>
+      <w:r>
+        <w:t xml:space="preserve">’. These points were chosen to be of similar size to our MS sites, but spread evenly throughout CONUS. </w:t>
+      </w:r>
+    </w:p>
+    <w:p>
+      <w:pPr>
+        <w:pStyle w:val="Heading3"/>
+      </w:pPr>
+      <w:r>
+        <w:t>Climate</w:t>
+      </w:r>
+      <w:r>
+        <w:t xml:space="preserve"> analysis</w:t>
+      </w:r>
+    </w:p>
+    <w:p>
+      <w:r>
+        <w:t>Using our PRISM data, we computed mean, maximum, minimum, and variance annually, for all MS and grid sties.  Like with streamflow, we computed the same metrics aggregated monthly and seasonally for greater context, along with cumulative precipitation and precipitation intensity. For streamflow sites, climate trends (temperature, precipitation, and GPP) were computed over each site’s longest continuous record of mean temperature data, identified by finding the longest consecutive run of years with non-missing values. For grid sites, the entire 1984–2024 window was used</w:t>
+      </w:r>
+    </w:p>
+    <w:p>
+      <w:r>
+        <w:t>We also computed aridity index annually for each site and as an average across all 40 years, using LANDSAT estimates of</w:t>
+      </w:r>
+      <w:r>
+        <w:t xml:space="preserve"> ET and PRISM for precipitation</w:t>
       </w:r>
       <w:r>
         <w:t xml:space="preserve">. </w:t>
       </w:r>
+      <w:r>
+        <w:t xml:space="preserve"> </w:t>
+      </w:r>
+    </w:p>
+    <w:p>
+      <w:r>
+        <w:t>For all metrics, we used Sen’s slope test, ‘zyp’ package in R (</w:t>
+      </w:r>
+      <w:r>
+        <w:t>Bronaugh </w:t>
+      </w:r>
+      <w:r>
+        <w:t>et al, 2023) to calculate trends and compute 95% confidence intervals around them.</w:t>
+      </w:r>
     </w:p>
     <w:p>
       <w:pPr>
         <w:pStyle w:val="Heading3"/>
       </w:pPr>
       <w:r>
-        <w:t>Data sourcing</w:t>
-      </w:r>
-    </w:p>
-    <w:p>
-      <w:r>
-        <w:t xml:space="preserve">All </w:t>
-      </w:r>
-      <w:r>
-        <w:t xml:space="preserve">streamflow </w:t>
-      </w:r>
-      <w:r>
-        <w:t xml:space="preserve">data for this effort were sourced from </w:t>
-      </w:r>
-      <w:proofErr w:type="spellStart"/>
-      <w:r>
-        <w:t>MacroSheds</w:t>
-      </w:r>
-      <w:proofErr w:type="spellEnd"/>
-      <w:r>
-        <w:t>, a harmonized dataset of small watershed ecosystem studies (</w:t>
-      </w:r>
-      <w:proofErr w:type="spellStart"/>
-      <w:r>
-        <w:t>Vlah</w:t>
-      </w:r>
-      <w:proofErr w:type="spellEnd"/>
-      <w:r>
-        <w:t xml:space="preserve"> et al, 2023). The dataset is well situated for this effort, as sites used for these kinds of studies tend to be small</w:t>
-      </w:r>
-      <w:r>
-        <w:t>,</w:t>
-      </w:r>
-      <w:r>
-        <w:t xml:space="preserve"> undisturbed</w:t>
-      </w:r>
-      <w:r>
-        <w:t>, and have long record lengths.</w:t>
-      </w:r>
-      <w:r>
-        <w:t xml:space="preserve"> Streamflow data was furnished by the contributing members to </w:t>
-      </w:r>
-      <w:proofErr w:type="spellStart"/>
-      <w:r>
-        <w:t>MacroSheds</w:t>
-      </w:r>
-      <w:proofErr w:type="spellEnd"/>
+        <w:t>Expected response groupings</w:t>
+      </w:r>
+    </w:p>
+    <w:p>
+      <w:r>
+        <w:t>In the past, researchers have relied on potential evapotranspiration (PET) as a measure of water demand in watersheds – combining changes in vegetation, temperature, and wetness (via vapor pressure deficit)</w:t>
+      </w:r>
+      <w:r>
+        <w:t xml:space="preserve"> (Zeng et al, 2018). </w:t>
+      </w:r>
+      <w:r>
+        <w:t>However, PET relies on reference crop values to derive ET, which do not translate well to smaller, less anthropogenically affected systems</w:t>
+      </w:r>
+      <w:r>
+        <w:t xml:space="preserve"> (Heerwaarden et al, 2010).</w:t>
+      </w:r>
       <w:r>
         <w:t xml:space="preserve"> </w:t>
       </w:r>
       <w:r>
-        <w:t>(</w:t>
-      </w:r>
-      <w:proofErr w:type="spellStart"/>
-      <w:r>
-        <w:t>Vlah</w:t>
-      </w:r>
-      <w:proofErr w:type="spellEnd"/>
-      <w:r>
-        <w:t xml:space="preserve"> et al, 2023)</w:t>
-      </w:r>
-      <w:r>
-        <w:t xml:space="preserve">. As sites in </w:t>
-      </w:r>
-      <w:proofErr w:type="spellStart"/>
-      <w:r>
-        <w:t>MacroSheds</w:t>
-      </w:r>
-      <w:proofErr w:type="spellEnd"/>
-      <w:r>
-        <w:t xml:space="preserve"> </w:t>
-      </w:r>
-      <w:proofErr w:type="gramStart"/>
-      <w:r>
-        <w:t>having</w:t>
-      </w:r>
-      <w:proofErr w:type="gramEnd"/>
-      <w:r>
-        <w:t xml:space="preserve"> varying quality of precipitation data, we used </w:t>
-      </w:r>
-      <w:proofErr w:type="gramStart"/>
-      <w:r>
-        <w:t>gridded,</w:t>
-      </w:r>
-      <w:proofErr w:type="gramEnd"/>
-      <w:r>
-        <w:t xml:space="preserve"> </w:t>
-      </w:r>
-      <w:r>
-        <w:t>PRISM for rainfall and air temperature</w:t>
-      </w:r>
-      <w:r>
-        <w:t xml:space="preserve"> (PRISM Group</w:t>
-      </w:r>
-      <w:r>
-        <w:t>, 2025</w:t>
-      </w:r>
-      <w:r>
-        <w:t>)</w:t>
-      </w:r>
-      <w:r>
-        <w:t>.</w:t>
-      </w:r>
-      <w:r>
-        <w:t xml:space="preserve"> To estimate GPP, we used </w:t>
-      </w:r>
-      <w:r>
-        <w:t>LANDSAT</w:t>
-      </w:r>
-      <w:r>
-        <w:t xml:space="preserve"> estimates </w:t>
-      </w:r>
-      <w:r>
-        <w:t>(USGS</w:t>
-      </w:r>
-      <w:r>
-        <w:t>, 2025</w:t>
-      </w:r>
-      <w:r>
-        <w:t>)</w:t>
-      </w:r>
-      <w:r>
-        <w:t xml:space="preserve"> </w:t>
-      </w:r>
-      <w:proofErr w:type="gramStart"/>
-      <w:r>
-        <w:t>averaged to</w:t>
-      </w:r>
-      <w:proofErr w:type="gramEnd"/>
-      <w:r>
-        <w:t xml:space="preserve"> each watershed boundary. </w:t>
-      </w:r>
-    </w:p>
-    <w:p>
-      <w:pPr>
-        <w:pStyle w:val="Heading3"/>
-      </w:pPr>
-      <w:r>
-        <w:t xml:space="preserve">Streamflow </w:t>
-      </w:r>
-      <w:r>
-        <w:t>analysis</w:t>
-      </w:r>
-    </w:p>
-    <w:p>
-      <w:r>
-        <w:t>To determine how streamflow is changing across CONUS, we analyzed trends in daily streamflow data from MacroSheds sites (now called ‘MS sites’). First, using the ‘ndhplusTools’ package in R (Blodgett, 2023) we limited our analysis to first or zero order streams. Then, we limited streamflow records to the PRISM data availability period (1980–present) and selected each site’s longest contiguous window with no more than 40% missing data.  To be included for trend analysis, site records were checked for completeness by water year for at least 4 streamflow observations per week (including rating derived) across at least 51 weeks out of the year. For sites with limited sampling/seasonally sampled snowmelt sites (such as Niwot Ridge in Colorado) were manually flagged and added back into the analysis.</w:t>
-      </w:r>
-      <w:r/>
-      <w:proofErr w:type="gramStart"/>
-      <w:r/>
-      <w:proofErr w:type="gramEnd"/>
-      <w:r/>
-      <w:r/>
-      <w:proofErr w:type="spellStart"/>
-      <w:r/>
-      <w:proofErr w:type="spellEnd"/>
-      <w:r/>
-      <w:r/>
-      <w:proofErr w:type="spellStart"/>
-      <w:r/>
-      <w:proofErr w:type="spellEnd"/>
-      <w:r/>
-      <w:r/>
-      <w:r/>
-      <w:r/>
-      <w:r/>
-      <w:r/>
-      <w:r/>
-      <w:r/>
-      <w:r/>
-      <w:r/>
-    </w:p>
-    <w:p>
-      <w:r>
-        <w:t>We then co</w:t>
-      </w:r>
-      <w:r>
-        <w:t>mputed</w:t>
-      </w:r>
-      <w:r>
-        <w:t xml:space="preserve"> annual hydrologic metrics for each site, including the ‘Magnificent 7’ (</w:t>
-      </w:r>
-      <w:proofErr w:type="spellStart"/>
-      <w:r>
-        <w:t>Archfield</w:t>
-      </w:r>
-      <w:proofErr w:type="spellEnd"/>
-      <w:r>
-        <w:t xml:space="preserve"> et al, 2014)</w:t>
-      </w:r>
-      <w:r>
-        <w:t xml:space="preserve">, </w:t>
-      </w:r>
-      <w:r>
-        <w:t>total flow</w:t>
-      </w:r>
-      <w:r>
-        <w:t xml:space="preserve">, </w:t>
-      </w:r>
-      <w:r>
-        <w:t>mean</w:t>
-      </w:r>
-      <w:r>
-        <w:t xml:space="preserve"> flow</w:t>
-      </w:r>
-      <w:r>
-        <w:t xml:space="preserve">, </w:t>
-      </w:r>
-      <w:r>
-        <w:t>maximum and minimum flows</w:t>
-      </w:r>
-      <w:r>
-        <w:t>,</w:t>
-      </w:r>
-      <w:r>
-        <w:t xml:space="preserve"> variance,</w:t>
-      </w:r>
-      <w:r>
-        <w:t xml:space="preserve"> and</w:t>
-      </w:r>
-      <w:r>
-        <w:t xml:space="preserve"> Richard-Baker index.</w:t>
-      </w:r>
-      <w:r>
-        <w:t xml:space="preserve"> We computed the s</w:t>
-      </w:r>
-      <w:r>
-        <w:t xml:space="preserve">ame </w:t>
-      </w:r>
-      <w:r>
-        <w:t xml:space="preserve">metrics </w:t>
-      </w:r>
-      <w:r>
-        <w:t>monthly and seasona</w:t>
-      </w:r>
-      <w:r>
-        <w:t>l</w:t>
-      </w:r>
-      <w:r>
-        <w:t>l</w:t>
-      </w:r>
-      <w:r>
-        <w:t>y</w:t>
-      </w:r>
-      <w:r>
-        <w:t xml:space="preserve"> for greater context</w:t>
-      </w:r>
-      <w:r>
-        <w:t xml:space="preserve"> in our analysis.</w:t>
-      </w:r>
-    </w:p>
-    <w:p>
-      <w:r>
-        <w:t>To include a site in trend analysis it needed at least 10 years of data</w:t>
-      </w:r>
-      <w:r>
-        <w:t xml:space="preserve"> that passed our completeness check,</w:t>
-      </w:r>
-      <w:r>
-        <w:t xml:space="preserve"> with no more than 40% missing data in connecting years. </w:t>
-      </w:r>
-    </w:p>
-    <w:p>
-      <w:r>
-        <w:t>For all metrics, we u</w:t>
-      </w:r>
-      <w:r>
-        <w:t xml:space="preserve">sed Sen’s slope </w:t>
-      </w:r>
-      <w:proofErr w:type="gramStart"/>
-      <w:r>
-        <w:t>test, ‘</w:t>
-      </w:r>
-      <w:proofErr w:type="spellStart"/>
-      <w:proofErr w:type="gramEnd"/>
-      <w:r>
-        <w:t>zyp</w:t>
-      </w:r>
-      <w:proofErr w:type="spellEnd"/>
-      <w:r>
-        <w:t>’</w:t>
-      </w:r>
-      <w:r>
-        <w:t xml:space="preserve"> package in R</w:t>
-      </w:r>
-      <w:r>
-        <w:t xml:space="preserve"> (</w:t>
-      </w:r>
-      <w:r>
-        <w:t>Bronaugh </w:t>
-      </w:r>
-      <w:r>
-        <w:t>et al, 2023)</w:t>
-      </w:r>
-      <w:r>
-        <w:t xml:space="preserve"> to calculate </w:t>
-      </w:r>
-      <w:r>
-        <w:t>trends</w:t>
-      </w:r>
-      <w:r>
-        <w:t xml:space="preserve"> </w:t>
-      </w:r>
-      <w:r>
-        <w:t>and compute 95% confidence intervals around them</w:t>
-      </w:r>
-      <w:r>
-        <w:t>.</w:t>
-      </w:r>
-    </w:p>
-    <w:p>
-      <w:pPr>
-        <w:pStyle w:val="Heading3"/>
-      </w:pPr>
+        <w:t>An alternative way to consider all these factors is through framing them in</w:t>
+      </w:r>
+      <w:r>
+        <w:t xml:space="preserve"> a systems perspective, using what </w:t>
+      </w:r>
+      <w:r>
+        <w:t xml:space="preserve">we are calling ‘expected net water demand’ (NWD). </w:t>
+      </w:r>
+    </w:p>
+    <w:p>
+      <w:r>
+        <w:t xml:space="preserve">If a watershed has been trending hotter and drier (less precipitation), we can classify it as increasing NWD. If a watershed is getting cooler and wetter (more precipitation), it has decreasing NWD. Using equation 1, we expect watersheds with increasing NWD will have declining streamflow, shifts in </w:t>
+      </w:r>
       <w:r>
         <w:lastRenderedPageBreak/>
-        <w:t>Grid</w:t>
-      </w:r>
-      <w:r>
-        <w:t>ded sampling</w:t>
-      </w:r>
-    </w:p>
-    <w:p>
-      <w:r>
-        <w:t>To</w:t>
-      </w:r>
-      <w:r>
-        <w:t xml:space="preserve"> investigate</w:t>
-      </w:r>
-      <w:r>
-        <w:t xml:space="preserve"> RQ</w:t>
-      </w:r>
-      <w:r>
-        <w:t>2</w:t>
-      </w:r>
-      <w:r>
-        <w:t>, we created a grid of 1,000 100 ha wide points fit to CONUS</w:t>
-      </w:r>
-      <w:r>
-        <w:t>, f</w:t>
-      </w:r>
-      <w:r>
-        <w:t xml:space="preserve">rom now on referred to as </w:t>
-      </w:r>
-      <w:r>
-        <w:t>‘</w:t>
-      </w:r>
-      <w:r>
-        <w:t xml:space="preserve">grid </w:t>
-      </w:r>
-      <w:proofErr w:type="gramStart"/>
-      <w:r>
-        <w:t>sites</w:t>
-      </w:r>
-      <w:r>
-        <w:t>’</w:t>
-      </w:r>
-      <w:proofErr w:type="gramEnd"/>
-      <w:r>
-        <w:t xml:space="preserve">. These points were chosen to be of similar size to our MS </w:t>
-      </w:r>
-      <w:proofErr w:type="gramStart"/>
-      <w:r>
-        <w:t>sites, but</w:t>
-      </w:r>
-      <w:proofErr w:type="gramEnd"/>
-      <w:r>
-        <w:t xml:space="preserve"> spread evenly throughout CONUS. </w:t>
-      </w:r>
-    </w:p>
-    <w:p>
-      <w:pPr>
-        <w:pStyle w:val="Heading3"/>
-      </w:pPr>
-      <w:r>
-        <w:t>Climate</w:t>
-      </w:r>
-      <w:r>
-        <w:t xml:space="preserve"> analysis</w:t>
-      </w:r>
-    </w:p>
-    <w:p>
-      <w:r>
-        <w:t>Using our PRISM data, we computed mean, maximum, minimum, and variance annually, for all MS and grid sties.  Like with streamflow, we computed the same metrics aggregated monthly and seasonally for greater context, along with cumulative precipitation and precipitation intensity. For streamflow sites, climate trends (temperature, precipitation, and GPP) were computed over each site’s longest continuous record of mean temperature data, identified by finding the longest consecutive run of years with non-missing values. For grid sites, the entire 1984–2024 window was used</w:t>
-      </w:r>
-      <w:r/>
-      <w:r/>
-      <w:r/>
-      <w:r/>
-      <w:r/>
-      <w:r/>
-      <w:r/>
-      <w:r/>
-      <w:r/>
-      <w:r/>
-      <w:r/>
-      <w:r/>
-      <w:r/>
-      <w:r/>
-      <w:r/>
-      <w:r/>
-      <w:r/>
-      <w:r/>
-      <w:r/>
-      <w:r/>
-      <w:r/>
-    </w:p>
-    <w:p>
-      <w:r>
-        <w:t>We</w:t>
-      </w:r>
-      <w:r>
-        <w:t xml:space="preserve"> also computed aridity index annually for each site and as an average across all 40 years</w:t>
-      </w:r>
-      <w:r>
-        <w:t>, using LANDSAT estimates of</w:t>
-      </w:r>
-      <w:r>
-        <w:t xml:space="preserve"> ET and PRISM for precipitation</w:t>
-      </w:r>
-      <w:r>
-        <w:t xml:space="preserve">. </w:t>
-      </w:r>
-      <w:r>
-        <w:t xml:space="preserve"> </w:t>
-      </w:r>
-    </w:p>
-    <w:p>
-      <w:r>
-        <w:t xml:space="preserve">For all metrics, we used Sen’s slope </w:t>
-      </w:r>
-      <w:proofErr w:type="gramStart"/>
-      <w:r>
-        <w:t>test, ‘</w:t>
-      </w:r>
-      <w:proofErr w:type="spellStart"/>
-      <w:proofErr w:type="gramEnd"/>
-      <w:r>
-        <w:t>zyp</w:t>
-      </w:r>
-      <w:proofErr w:type="spellEnd"/>
-      <w:r>
-        <w:t>’ package in R (</w:t>
-      </w:r>
-      <w:r>
-        <w:t>Bronaugh </w:t>
-      </w:r>
-      <w:r>
-        <w:t>et al, 2023) to calculate trends and compute 95% confidence intervals around them.</w:t>
-      </w:r>
-    </w:p>
-    <w:p>
-      <w:pPr>
-        <w:pStyle w:val="Heading3"/>
-      </w:pPr>
-      <w:r>
-        <w:t>Expected response groupings</w:t>
-      </w:r>
-    </w:p>
-    <w:p>
-      <w:r>
-        <w:t>In the past, researchers have relied on potential evapotranspiration (PET) as a measure of water demand in watersheds – combining changes in vegetation, temperature, and wetness (via vapor pressure deficit)</w:t>
-      </w:r>
-      <w:r>
-        <w:t xml:space="preserve"> (Zeng et al, 2018). </w:t>
-      </w:r>
-      <w:r>
-        <w:t>However, PET relies on reference crop values to derive ET, which do not translate well to smaller, less anthropogenically affected systems</w:t>
-      </w:r>
-      <w:r>
-        <w:t xml:space="preserve"> </w:t>
-      </w:r>
-      <w:r>
-        <w:t>(</w:t>
-      </w:r>
-      <w:proofErr w:type="spellStart"/>
-      <w:r>
-        <w:t>Heerwaarden</w:t>
-      </w:r>
-      <w:proofErr w:type="spellEnd"/>
-      <w:r>
-        <w:t xml:space="preserve"> et al, 2010).</w:t>
-      </w:r>
-      <w:r>
-        <w:t xml:space="preserve"> </w:t>
-      </w:r>
-      <w:r>
-        <w:t>An alternative way to consider all these factors is through framing them in</w:t>
-      </w:r>
-      <w:r>
-        <w:t xml:space="preserve"> a systems perspective, using what </w:t>
-      </w:r>
-      <w:r>
-        <w:t xml:space="preserve">we are calling ‘expected net water demand’ (NWD). </w:t>
-      </w:r>
-    </w:p>
-    <w:p>
-      <w:r>
-        <w:t xml:space="preserve">If a watershed has been trending hotter and drier (less precipitation), we can classify it as increasing NWD. If a watershed is getting cooler and wetter (more precipitation), it has decreasing NWD. Using equation 1, we expect watersheds with increasing NWD will have declining streamflow, shifts in vegetation speciation, and/or reduced productivity. </w:t>
+        <w:t xml:space="preserve">vegetation speciation, and/or reduced productivity. </w:t>
       </w:r>
       <w:r>
         <w:t>As sites are small, headwater streams, storage was considered small and/or static for the analysis period</w:t>
@@ -934,7 +728,6 @@
         <w:rPr>
           <w:noProof/>
         </w:rPr>
-        <w:lastRenderedPageBreak/>
         <w:drawing>
           <wp:inline distT="0" distB="0" distL="0" distR="0" wp14:anchorId="29774C65" wp14:editId="142B0D6D">
             <wp:extent cx="6675780" cy="3248025"/>
@@ -995,51 +788,22 @@
         <w:t>1</w:t>
       </w:r>
       <w:r>
+        <w:rPr>
+          <w:noProof/>
+        </w:rPr>
         <w:fldChar w:fldCharType="end"/>
       </w:r>
       <w:r>
-        <w:t xml:space="preserve"> Trends in temperature (top left), precipitation (PPT, bottom left) and gross primary productivity (GPP, top right) for 1000 equally spaced points throughout CONUS. </w:t>
-      </w:r>
-      <w:proofErr w:type="spellStart"/>
-      <w:r>
-        <w:t>MacroSheds</w:t>
-      </w:r>
-      <w:proofErr w:type="spellEnd"/>
-      <w:r>
-        <w:t xml:space="preserve"> (MS) sites are in black. The histogram (bottom right) shows the relative distribution expected net water demand</w:t>
-      </w:r>
-      <w:r>
-        <w:t xml:space="preserve"> (</w:t>
-      </w:r>
-      <w:proofErr w:type="gramStart"/>
-      <w:r>
-        <w:t xml:space="preserve">NWD) </w:t>
-      </w:r>
-      <w:r>
-        <w:t xml:space="preserve"> trends</w:t>
-      </w:r>
-      <w:proofErr w:type="gramEnd"/>
-      <w:r>
-        <w:t xml:space="preserve"> for the same </w:t>
-      </w:r>
-      <w:proofErr w:type="gramStart"/>
-      <w:r>
-        <w:t>time period</w:t>
-      </w:r>
-      <w:proofErr w:type="gramEnd"/>
-      <w:r>
-        <w:t xml:space="preserve">. </w:t>
-      </w:r>
-      <w:r>
-        <w:t xml:space="preserve">Note that the studies within MS have a similar distribution to the grid, aside </w:t>
-      </w:r>
-      <w:proofErr w:type="gramStart"/>
-      <w:r>
-        <w:t>for</w:t>
-      </w:r>
-      <w:proofErr w:type="gramEnd"/>
-      <w:r>
-        <w:t xml:space="preserve"> failing to capture the rare areas with less expected NWD. </w:t>
+        <w:t xml:space="preserve"> Trends in temperature (top left), precipitation (PPT, bottom left) and gross primary productivity (GPP, top right) for 1000 equally spaced points throughout CONUS. MacroSheds (MS) sites are in black. The histogram (bottom right) shows the relative distribution expected net water demand</w:t>
+      </w:r>
+      <w:r>
+        <w:t xml:space="preserve"> (NWD) </w:t>
+      </w:r>
+      <w:r>
+        <w:t xml:space="preserve"> trends for the same time period. </w:t>
+      </w:r>
+      <w:r>
+        <w:t xml:space="preserve">Note that the studies within MS have a similar distribution to the grid, aside for failing to capture the rare areas with less expected NWD. </w:t>
       </w:r>
     </w:p>
     <w:p>
@@ -1066,7 +830,7 @@
         <w:t xml:space="preserve">Our analysis of trends </w:t>
       </w:r>
       <w:r>
-        <w:t>highlighted the importance of long-term climate setting in determining how systems respond to climate change. Generally, we saw very little response. Out of 126 non-experimental MS records included, only 8 showed significant streamflow trends (5 increasing, 3 decreasing)</w:t>
+        <w:t>highlighted the importance of long-term climate setting in determining how systems respond to climate change. Generally, we saw very little response. Of 126 non-experimental MS sites, 103 had sufficient record for trend detection; only 8 of those showed significant streamflow trends (5 increasing, 3 decreasing)</w:t>
       </w:r>
       <w:r>
         <w:t xml:space="preserve"> (figure 2)</w:t>
@@ -1091,10 +855,10 @@
         </w:rPr>
         <w:lastRenderedPageBreak/>
         <w:drawing>
-          <wp:inline distT="0" distB="0" distL="0" distR="0" wp14:anchorId="408EA558" wp14:editId="7C2187DB">
-            <wp:extent cx="6752410" cy="2209800"/>
-            <wp:effectExtent l="0" t="0" r="0" b="0"/>
-            <wp:docPr id="1135074538" name="Picture 1"/>
+          <wp:inline distT="0" distB="0" distL="0" distR="0" wp14:anchorId="3578247D" wp14:editId="4F46586C">
+            <wp:extent cx="6253875" cy="2734734"/>
+            <wp:effectExtent l="0" t="0" r="0" b="8890"/>
+            <wp:docPr id="489856597" name="Picture 2"/>
             <wp:cNvGraphicFramePr>
               <a:graphicFrameLocks xmlns:a="http://schemas.openxmlformats.org/drawingml/2006/main" noChangeAspect="1"/>
             </wp:cNvGraphicFramePr>
@@ -1102,29 +866,36 @@
               <a:graphicData uri="http://schemas.openxmlformats.org/drawingml/2006/picture">
                 <pic:pic xmlns:pic="http://schemas.openxmlformats.org/drawingml/2006/picture">
                   <pic:nvPicPr>
-                    <pic:cNvPr id="1135074538" name=""/>
-                    <pic:cNvPicPr/>
+                    <pic:cNvPr id="0" name="Picture 2"/>
+                    <pic:cNvPicPr>
+                      <a:picLocks noChangeAspect="1" noChangeArrowheads="1"/>
+                    </pic:cNvPicPr>
                   </pic:nvPicPr>
                   <pic:blipFill>
-                    <a:blip r:embed="rId9">
+                    <a:blip r:embed="rId9" cstate="print">
                       <a:extLst>
                         <a:ext uri="{28A0092B-C50C-407E-A947-70E740481C1C}">
                           <a14:useLocalDpi xmlns:a14="http://schemas.microsoft.com/office/drawing/2010/main" val="0"/>
                         </a:ext>
                       </a:extLst>
                     </a:blip>
+                    <a:srcRect/>
                     <a:stretch>
                       <a:fillRect/>
                     </a:stretch>
                   </pic:blipFill>
-                  <pic:spPr>
+                  <pic:spPr bwMode="auto">
                     <a:xfrm>
                       <a:off x="0" y="0"/>
-                      <a:ext cx="6759517" cy="2212126"/>
+                      <a:ext cx="6263275" cy="2738845"/>
                     </a:xfrm>
                     <a:prstGeom prst="rect">
                       <a:avLst/>
                     </a:prstGeom>
+                    <a:noFill/>
+                    <a:ln>
+                      <a:noFill/>
+                    </a:ln>
                   </pic:spPr>
                 </pic:pic>
               </a:graphicData>
@@ -1156,6 +927,9 @@
         <w:t>2</w:t>
       </w:r>
       <w:r>
+        <w:rPr>
+          <w:noProof/>
+        </w:rPr>
         <w:fldChar w:fldCharType="end"/>
       </w:r>
       <w:r>
@@ -1168,18 +942,13 @@
         <w:t>mean annual temperature</w:t>
       </w:r>
       <w:r>
-        <w:t xml:space="preserve"> trends for </w:t>
-      </w:r>
-      <w:proofErr w:type="spellStart"/>
-      <w:r>
-        <w:t>Macrosheds</w:t>
-      </w:r>
-      <w:proofErr w:type="spellEnd"/>
-      <w:r>
-        <w:t xml:space="preserve"> sites colored by GPP (left) and trend in Q (right). Note that decreasing MAP in heating watersheds does not always lead to decreased GPP. Very few points show shifting Q despite changing precipitation, temperature and GPP. </w:t>
-      </w:r>
-    </w:p>
-    <w:p>
+        <w:t xml:space="preserve"> trends for Macrosheds sites colored by GPP (left) and trend in Q (right). Note that decreasing MAP in heating watersheds does not always lead to decreased GPP. Very few points show shifting Q despite changing precipitation, temperature and GPP. </w:t>
+      </w:r>
+    </w:p>
+    <w:p>
+      <w:r>
+        <w:t xml:space="preserve">Given the scarcity of significant streamflow trends despite widespread climate forcing, we next asked whether long-term aridity could explain which sites do respond. </w:t>
+      </w:r>
       <w:r>
         <w:t xml:space="preserve">Using our aridity data from LANDSAT, we grouped trends by mean aridity index (figure 3). </w:t>
       </w:r>
@@ -1193,11 +962,12 @@
         <w:rPr>
           <w:noProof/>
         </w:rPr>
+        <w:lastRenderedPageBreak/>
         <w:drawing>
-          <wp:inline distT="0" distB="0" distL="0" distR="0" wp14:anchorId="7CB42C72" wp14:editId="723669AD">
-            <wp:extent cx="5943600" cy="4648200"/>
-            <wp:effectExtent l="0" t="0" r="0" b="0"/>
-            <wp:docPr id="876665460" name="Picture 1"/>
+          <wp:inline distT="0" distB="0" distL="0" distR="0" wp14:anchorId="35EBBB6B" wp14:editId="34201EB2">
+            <wp:extent cx="5623862" cy="5063278"/>
+            <wp:effectExtent l="0" t="0" r="0" b="4445"/>
+            <wp:docPr id="776374183" name="Picture 1"/>
             <wp:cNvGraphicFramePr>
               <a:graphicFrameLocks xmlns:a="http://schemas.openxmlformats.org/drawingml/2006/main" noChangeAspect="1"/>
             </wp:cNvGraphicFramePr>
@@ -1205,23 +975,36 @@
               <a:graphicData uri="http://schemas.openxmlformats.org/drawingml/2006/picture">
                 <pic:pic xmlns:pic="http://schemas.openxmlformats.org/drawingml/2006/picture">
                   <pic:nvPicPr>
-                    <pic:cNvPr id="876665460" name=""/>
-                    <pic:cNvPicPr/>
+                    <pic:cNvPr id="0" name="Picture 1"/>
+                    <pic:cNvPicPr>
+                      <a:picLocks noChangeAspect="1" noChangeArrowheads="1"/>
+                    </pic:cNvPicPr>
                   </pic:nvPicPr>
                   <pic:blipFill>
-                    <a:blip r:embed="rId10"/>
+                    <a:blip r:embed="rId10" cstate="print">
+                      <a:extLst>
+                        <a:ext uri="{28A0092B-C50C-407E-A947-70E740481C1C}">
+                          <a14:useLocalDpi xmlns:a14="http://schemas.microsoft.com/office/drawing/2010/main" val="0"/>
+                        </a:ext>
+                      </a:extLst>
+                    </a:blip>
+                    <a:srcRect/>
                     <a:stretch>
                       <a:fillRect/>
                     </a:stretch>
                   </pic:blipFill>
-                  <pic:spPr>
+                  <pic:spPr bwMode="auto">
                     <a:xfrm>
                       <a:off x="0" y="0"/>
-                      <a:ext cx="5943600" cy="4648200"/>
+                      <a:ext cx="5637413" cy="5075478"/>
                     </a:xfrm>
                     <a:prstGeom prst="rect">
                       <a:avLst/>
                     </a:prstGeom>
+                    <a:noFill/>
+                    <a:ln>
+                      <a:noFill/>
+                    </a:ln>
                   </pic:spPr>
                 </pic:pic>
               </a:graphicData>
@@ -1256,11 +1039,7 @@
         <w:fldChar w:fldCharType="end"/>
       </w:r>
       <w:r>
-        <w:t xml:space="preserve"> Histograms of site streamflow response sorted by trend in MAP and MAT. Quadrants match the layout of trends in figure 2 and </w:t>
-      </w:r>
-      <w:proofErr w:type="spellStart"/>
-      <w:r>
-        <w:t>n</w:t>
+        <w:t xml:space="preserve"> Histograms of site streamflow response sorted by trend in MAP and MAT. Quadrants match the layout of trends in figure 2 and n</w:t>
       </w:r>
       <w:r>
         <w:rPr>
@@ -1268,13 +1047,8 @@
         </w:rPr>
         <w:t>ne</w:t>
       </w:r>
-      <w:proofErr w:type="spellEnd"/>
-      <w:r>
-        <w:t xml:space="preserve"> is the number of non-experimental sites in each quadrant. Sites are grouped by mean aridity index from 1980-</w:t>
-      </w:r>
-      <w:r>
-        <w:lastRenderedPageBreak/>
-        <w:t xml:space="preserve">2020. Aridity index of 1 is marked in dashed orange. Sites to the left of this line are considered humid and those to the right arid. </w:t>
+      <w:r>
+        <w:t xml:space="preserve"> is the number of non-experimental sites in each quadrant. Sites are grouped by mean aridity index from 1980-2020. Aridity index of 1 is marked in dashed orange. Sites to the left of this line are considered humid and those to the right arid. </w:t>
       </w:r>
       <w:r>
         <w:t xml:space="preserve">Note that there are few trends in streamflow, with many sites lacking sufficient data. </w:t>
@@ -1282,21 +1056,16 @@
     </w:p>
     <w:p>
       <w:r>
-        <w:t xml:space="preserve">Assessing our trends in </w:t>
-      </w:r>
-      <w:proofErr w:type="spellStart"/>
-      <w:r>
-        <w:t>Budy</w:t>
+        <w:t xml:space="preserve">To formalize this relationship between climate setting and hydrologic response, we examined our results through the lens of Budyko theory. </w:t>
+      </w:r>
+      <w:r>
+        <w:t>Assessing our trends in Budy</w:t>
       </w:r>
       <w:r>
         <w:t>k</w:t>
       </w:r>
       <w:r>
-        <w:t>o</w:t>
-      </w:r>
-      <w:proofErr w:type="spellEnd"/>
-      <w:r>
-        <w:t xml:space="preserve"> space, we can see that long term climate histories can help us predict how watersheds will respond to changing climate inputs. For example, three of the five decreasing streamflow trends were detected in arid sites that are getting additional heat and less water. Meanwhile, all three of the increasing trends were at energy-limited sites receiving more water. </w:t>
+        <w:t xml:space="preserve">o space, we can see that long term climate histories can help us predict how watersheds will respond to changing climate inputs. For example, three of the five decreasing streamflow trends were detected in arid sites that are getting additional heat and less water. Meanwhile, all three of the increasing trends were at energy-limited sites receiving more water. </w:t>
       </w:r>
     </w:p>
     <w:p>
@@ -1335,17 +1104,8 @@
     </w:p>
     <w:p>
       <w:r>
-        <w:t xml:space="preserve">There is little change, with 6.3% of 126 non-experimental sites show a significant streamflow trend (5 increasing, 3 decreasing), despite all undergoing changing inputs and shifting vegetative demand. </w:t>
-      </w:r>
-      <w:r/>
-      <w:proofErr w:type="gramStart"/>
-      <w:r/>
-      <w:proofErr w:type="gramEnd"/>
-      <w:r/>
-      <w:r/>
-      <w:r/>
-      <w:r/>
-      <w:r/>
+        <w:t xml:space="preserve">There is little change, with 7.8% of 103 non-experimental sites with sufficient record showing a significant streamflow trend (5 increasing, 3 decreasing), despite all undergoing changing inputs and shifting vegetative demand. </w:t>
+      </w:r>
     </w:p>
     <w:p>
       <w:r>
@@ -1353,6 +1113,7 @@
           <w:b/>
           <w:bCs/>
         </w:rPr>
+        <w:lastRenderedPageBreak/>
         <w:t>R</w:t>
       </w:r>
       <w:r>
@@ -1403,13 +1164,7 @@
         <w:t xml:space="preserve"> water to energy limited sites yields more</w:t>
       </w:r>
       <w:r>
-        <w:t xml:space="preserve"> streamflow. </w:t>
-      </w:r>
-      <w:r>
-        <w:t xml:space="preserve">Adding heat to energy limited sites yields less </w:t>
-      </w:r>
-      <w:r>
-        <w:t>streamflow.</w:t>
+        <w:t xml:space="preserve"> streamflow. Adding heat to energy limited sites yields less streamflow.</w:t>
       </w:r>
       <w:r>
         <w:t xml:space="preserve"> </w:t>
@@ -1464,15 +1219,7 @@
         <w:t xml:space="preserve">: </w:t>
       </w:r>
       <w:r>
-        <w:t xml:space="preserve">How well does the current suite of WS studies capture the landscape of climate change across </w:t>
-      </w:r>
-      <w:proofErr w:type="gramStart"/>
-      <w:r>
-        <w:t>the CONUS</w:t>
-      </w:r>
-      <w:proofErr w:type="gramEnd"/>
-      <w:r>
-        <w:t>?</w:t>
+        <w:t>How well does the current suite of WS studies capture the landscape of climate change across the CONUS?</w:t>
       </w:r>
     </w:p>
     <w:p>
@@ -1486,18 +1233,10 @@
         <w:t>Existing efforts do well at capturing the predominant climate change signals</w:t>
       </w:r>
       <w:r>
-        <w:t xml:space="preserve"> (figure 1</w:t>
-      </w:r>
-      <w:proofErr w:type="gramStart"/>
-      <w:r>
-        <w:t>)</w:t>
-      </w:r>
-      <w:r>
-        <w:t>, but</w:t>
-      </w:r>
-      <w:proofErr w:type="gramEnd"/>
-      <w:r>
-        <w:t xml:space="preserve"> need to be continued to better resolve trends.</w:t>
+        <w:t xml:space="preserve"> (figure 1)</w:t>
+      </w:r>
+      <w:r>
+        <w:t>, but need to be continued to better resolve trends.</w:t>
       </w:r>
       <w:r>
         <w:rPr>
@@ -1535,7 +1274,7 @@
     </w:p>
     <w:p>
       <w:r>
-        <w:t>Our synthesis reveals striking stability in streamflow across small watersheds, despite widespread warming, shifting precipitation regimes, and increasing vegetative demand. Fewer than 1% of sites showed significant discharge trends, and in most cases climate signals in temperature and precipitation did not translate into hydrologic change. This apparent insensitivity reflects both stabilizing in-watershed processes and data limitations that constrain our ability to detect subtle responses.</w:t>
+        <w:t>Our synthesis reveals striking stability in streamflow across small watersheds, despite widespread warming, shifting precipitation regimes, and increasing vegetative demand. Fewer than 8% of sites showed significant discharge trends, and in most cases climate signals in temperature and precipitation did not translate into hydrologic change. This apparent insensitivity reflects both stabilizing in-watershed processes and data limitations that constrain our ability to detect subtle responses.</w:t>
       </w:r>
     </w:p>
     <w:p>
@@ -1566,18 +1305,10 @@
         <w:t>s to our efforts</w:t>
       </w:r>
       <w:r>
-        <w:t xml:space="preserve">. Matching climate and </w:t>
-      </w:r>
-      <w:proofErr w:type="gramStart"/>
-      <w:r>
-        <w:t xml:space="preserve">vegetation </w:t>
-      </w:r>
-      <w:r>
-        <w:t xml:space="preserve"> records</w:t>
-      </w:r>
-      <w:proofErr w:type="gramEnd"/>
-      <w:r>
-        <w:t xml:space="preserve"> with discharge records</w:t>
+        <w:t xml:space="preserve">. Matching climate and vegetation </w:t>
+      </w:r>
+      <w:r>
+        <w:t xml:space="preserve"> records with discharge records</w:t>
       </w:r>
       <w:r>
         <w:t xml:space="preserve"> reduced usable sites by nearly </w:t>
@@ -1595,15 +1326,7 @@
         <w:t xml:space="preserve">and intermittent </w:t>
       </w:r>
       <w:r>
-        <w:t xml:space="preserve">systems </w:t>
-      </w:r>
-      <w:proofErr w:type="gramStart"/>
-      <w:r>
-        <w:t>were</w:t>
-      </w:r>
-      <w:proofErr w:type="gramEnd"/>
-      <w:r>
-        <w:t xml:space="preserve"> expected responses are the largest. </w:t>
+        <w:t xml:space="preserve">systems were expected responses are the largest. </w:t>
       </w:r>
     </w:p>
     <w:p>
@@ -1688,167 +1411,123 @@
         <w:t>4</w:t>
       </w:r>
       <w:r>
+        <w:rPr>
+          <w:noProof/>
+        </w:rPr>
         <w:fldChar w:fldCharType="end"/>
       </w:r>
       <w:r>
         <w:t xml:space="preserve">  Effect of data limitation on ability to assess drivers of streamflow trends. The top panel shows how climate data was reduced to match streamflow data availability. The bottom panel shows the effects of that matching. On the bottom left, stacked color bars show the trends in climate and vegetation from remotely sensed data for the entire time series. Middle right shows the coverage of streamflow data by site, with data product launches demarked in orange. Bottom right shows the trends available when reduced to available streamflow data. Note how we lose almost half our possible sites due to data limits, including most sites with decreasing precipitation. </w:t>
       </w:r>
-      <w:proofErr w:type="gramStart"/>
-      <w:r>
-        <w:t>An</w:t>
-      </w:r>
-      <w:proofErr w:type="gramEnd"/>
+      <w:r>
+        <w:t xml:space="preserve">An flowchart of how this chart was produced is available in figure s1. </w:t>
+      </w:r>
+    </w:p>
+    <w:p>
+      <w:r>
+        <w:t>Continued monitoring at short-record sites, particularly in the upper Midwest and arid regions, is essential to build the record length needed for robust trend detection.</w:t>
+      </w:r>
+      <w:r>
+        <w:t xml:space="preserve"> In places where collection is underfunded or difficult</w:t>
+      </w:r>
+      <w:r>
+        <w:t>, statistical extrapolation methods may partially fill gaps</w:t>
+      </w:r>
+      <w:r>
+        <w:t xml:space="preserve"> (like those used in Vlah et al, 2024)</w:t>
+      </w:r>
+      <w:r>
+        <w:t>, but cannot replace the insights from continuous measurement.</w:t>
+      </w:r>
       <w:r>
         <w:t xml:space="preserve"> </w:t>
       </w:r>
-      <w:proofErr w:type="gramStart"/>
-      <w:r>
-        <w:t>flowchart</w:t>
-      </w:r>
-      <w:proofErr w:type="gramEnd"/>
-      <w:r>
-        <w:t xml:space="preserve"> of how this chart was produced is available in figure s1. </w:t>
-      </w:r>
-    </w:p>
-    <w:p>
-      <w:r>
-        <w:t>Continued monitoring at short-record sites, particularly in the upper Midwest and arid regions, is essential to build the record length needed for robust trend detection.</w:t>
-      </w:r>
-      <w:r>
-        <w:t xml:space="preserve"> In places where collection is underfunded or difficult</w:t>
-      </w:r>
-      <w:r>
-        <w:t>, statistical extrapolation methods may partially fill gaps</w:t>
-      </w:r>
-      <w:r>
-        <w:t xml:space="preserve"> (like those used in </w:t>
-      </w:r>
-      <w:proofErr w:type="spellStart"/>
-      <w:r>
-        <w:t>Vlah</w:t>
-      </w:r>
-      <w:proofErr w:type="spellEnd"/>
-      <w:r>
-        <w:t xml:space="preserve"> et al, 2024</w:t>
-      </w:r>
-      <w:proofErr w:type="gramStart"/>
+      <w:r>
+        <w:t>Keeping these programs funded and running continuously is crucial for this sort of national scale synthesis</w:t>
+      </w:r>
+      <w:r>
+        <w:t xml:space="preserve"> and for monitoring water quality and quantity in water</w:t>
+      </w:r>
+      <w:r>
+        <w:t>-</w:t>
+      </w:r>
+      <w:r>
+        <w:t>scarce regions</w:t>
+      </w:r>
+      <w:r>
+        <w:t xml:space="preserve"> and </w:t>
+      </w:r>
+      <w:r>
+        <w:t>regions where water availability is changing</w:t>
+      </w:r>
+      <w:r>
+        <w:t>,</w:t>
+      </w:r>
+      <w:r>
+        <w:t xml:space="preserve"> but we’ve yet to collect enough data to detect it</w:t>
+      </w:r>
+      <w:r>
+        <w:t>.</w:t>
+      </w:r>
+      <w:r>
+        <w:t xml:space="preserve"> These data constraints limit our power to detect change, </w:t>
+      </w:r>
+      <w:r>
+        <w:lastRenderedPageBreak/>
+        <w:t>but they do not fully account for the absence of trends at well-monitored sites. This raises a more fundamental question.</w:t>
+      </w:r>
+      <w:r>
+        <w:t xml:space="preserve"> </w:t>
+      </w:r>
+    </w:p>
+    <w:p>
+      <w:pPr>
+        <w:pStyle w:val="Heading3"/>
+      </w:pPr>
+      <w:r>
+        <w:t>Why so little change?</w:t>
+      </w:r>
+    </w:p>
+    <w:p>
+      <w:r>
+        <w:t>The muted hydrologic responses observed are consistent with strong biotic buffering</w:t>
+      </w:r>
+      <w:r>
+        <w:t xml:space="preserve"> and/or highly dynamic water routing</w:t>
+      </w:r>
+      <w:r>
+        <w:t xml:space="preserve">. </w:t>
+      </w:r>
+      <w:r>
+        <w:t>S</w:t>
+      </w:r>
+      <w:r>
+        <w:t>ynthesis work from McMillan and others in 2025</w:t>
+      </w:r>
+      <w:r>
+        <w:t xml:space="preserve">, found that aridity controlled the depth of water pathways, but that terrain and biomes controlled lateral flows. </w:t>
+      </w:r>
+    </w:p>
+    <w:p>
+      <w:r>
+        <w:t>Increases in gross primary productivity under warming suggest that additional climatic demand is absorbed by vegetation rather than transferred to runoff. Shifts in species composition, including woodification of non-forest systems, may further decouple precipitation from discharge by increasing productivity without proportional increases in water use</w:t>
+      </w:r>
+      <w:r>
+        <w:t xml:space="preserve"> (Knapp et al, 2008</w:t>
+      </w:r>
+      <w:r>
+        <w:t>; Fei et al, 2017</w:t>
+      </w:r>
       <w:r>
         <w:t>)</w:t>
       </w:r>
       <w:r>
-        <w:t>, but</w:t>
-      </w:r>
-      <w:proofErr w:type="gramEnd"/>
-      <w:r>
-        <w:t xml:space="preserve"> cannot replace the insights from continuous measurement.</w:t>
-      </w:r>
-      <w:r>
-        <w:t xml:space="preserve"> </w:t>
-      </w:r>
-      <w:r>
-        <w:t>Keeping these programs funded and running continuously is crucial for this sort of national scale synthesis</w:t>
-      </w:r>
-      <w:r>
-        <w:t xml:space="preserve"> and for monitoring water quality and quantity in water</w:t>
-      </w:r>
-      <w:r>
-        <w:t>-</w:t>
-      </w:r>
-      <w:r>
-        <w:t>scarce regions</w:t>
-      </w:r>
-      <w:r>
-        <w:t xml:space="preserve"> and </w:t>
-      </w:r>
-      <w:r>
-        <w:t>regions where water availability is changing</w:t>
-      </w:r>
-      <w:r>
-        <w:t>,</w:t>
-      </w:r>
-      <w:r>
-        <w:t xml:space="preserve"> but we’ve yet to collect enough data to detect it</w:t>
-      </w:r>
-      <w:r>
-        <w:t xml:space="preserve">. </w:t>
-      </w:r>
-    </w:p>
-    <w:p>
-      <w:pPr>
-        <w:pStyle w:val="Heading3"/>
-      </w:pPr>
-      <w:r>
-        <w:lastRenderedPageBreak/>
-        <w:t xml:space="preserve">Why </w:t>
-      </w:r>
-      <w:proofErr w:type="gramStart"/>
-      <w:r>
-        <w:t>so</w:t>
-      </w:r>
-      <w:proofErr w:type="gramEnd"/>
-      <w:r>
-        <w:t xml:space="preserve"> little change?</w:t>
-      </w:r>
-    </w:p>
-    <w:p>
-      <w:r>
-        <w:t>The muted hydrologic responses observed are consistent with strong biotic buffering</w:t>
-      </w:r>
-      <w:r>
-        <w:t xml:space="preserve"> and/or highly dynamic water routing</w:t>
-      </w:r>
-      <w:r>
-        <w:t xml:space="preserve">. </w:t>
-      </w:r>
-      <w:r>
-        <w:t>S</w:t>
-      </w:r>
-      <w:r>
-        <w:t>ynthesis work from McMillan and others in 2025</w:t>
-      </w:r>
-      <w:r>
-        <w:t xml:space="preserve">, found that aridity controlled the depth of water pathways, but that terrain and biomes controlled lateral flows. </w:t>
-      </w:r>
-    </w:p>
-    <w:p>
-      <w:r>
-        <w:t xml:space="preserve">Increases in gross primary productivity under warming suggest that additional climatic demand is absorbed by vegetation rather than transferred to runoff. Shifts in species composition, including </w:t>
-      </w:r>
-      <w:proofErr w:type="spellStart"/>
-      <w:r>
-        <w:t>woodification</w:t>
-      </w:r>
-      <w:proofErr w:type="spellEnd"/>
-      <w:r>
-        <w:t xml:space="preserve"> of non-forest systems, may further decouple precipitation from discharge by increasing productivity without proportional increases in water use</w:t>
-      </w:r>
-      <w:r>
-        <w:t xml:space="preserve"> (Knapp et al, 2008</w:t>
-      </w:r>
-      <w:r>
-        <w:t xml:space="preserve">; </w:t>
-      </w:r>
-      <w:r>
-        <w:t>Fei et al, 2017</w:t>
-      </w:r>
-      <w:r>
-        <w:t>)</w:t>
-      </w:r>
-      <w:r>
         <w:t>. Such ecohydrological adjustments may delay or dampen streamflow response, though thresholds in soil water or species composition could alter this balance in the future.</w:t>
       </w:r>
     </w:p>
     <w:p>
       <w:r>
-        <w:t xml:space="preserve">When significant trends do occur, they align with expectations from aridity theory: energy-limited sites show increased flows with added precipitation, while water-limited sites show decreased flows under warming and drying. These results confirm the utility of aridity and </w:t>
-      </w:r>
-      <w:proofErr w:type="spellStart"/>
-      <w:r>
-        <w:t>Budyko</w:t>
-      </w:r>
-      <w:proofErr w:type="spellEnd"/>
-      <w:r>
-        <w:t>-space frameworks as first-order predictors, while highlighting the need to incorporate vegetation dynamics explicitly. Expanding representation of arid and declining-NWD regions, and linking hydrologic synthesis with ecological monitoring, will be critical for anticipating future water availability.</w:t>
+        <w:t>When significant trends do occur, they align with expectations from aridity theory: energy-limited sites show increased flows with added precipitation, while water-limited sites show decreased flows under warming and drying. These results confirm the utility of aridity and Budyko-space frameworks as first-order predictors, while highlighting the need to incorporate vegetation dynamics explicitly. Expanding representation of arid and declining-NWD regions, and linking hydrologic synthesis with ecological monitoring, will be critical for anticipating future water availability.</w:t>
       </w:r>
     </w:p>
     <w:p>
@@ -1971,7 +1650,7 @@
 </file>
 
 <file path=word/endnotes.xml><?xml version="1.0" encoding="utf-8"?>
-<w:endnotes xmlns:wpc="http://schemas.microsoft.com/office/word/2010/wordprocessingCanvas" xmlns:cx="http://schemas.microsoft.com/office/drawing/2014/chartex" xmlns:cx1="http://schemas.microsoft.com/office/drawing/2015/9/8/chartex" xmlns:cx2="http://schemas.microsoft.com/office/drawing/2015/10/21/chartex" xmlns:cx3="http://schemas.microsoft.com/office/drawing/2016/5/9/chartex" xmlns:cx4="http://schemas.microsoft.com/office/drawing/2016/5/10/chartex" xmlns:cx5="http://schemas.microsoft.com/office/drawing/2016/5/11/chartex" xmlns:cx6="http://schemas.microsoft.com/office/drawing/2016/5/12/chartex" xmlns:cx7="http://schemas.microsoft.com/office/drawing/2016/5/13/chartex" xmlns:cx8="http://schemas.microsoft.com/office/drawing/2016/5/14/chartex" xmlns:mc="http://schemas.openxmlformats.org/markup-compatibility/2006" xmlns:aink="http://schemas.microsoft.com/office/drawing/2016/ink" xmlns:am3d="http://schemas.microsoft.com/office/drawing/2017/model3d" xmlns:o="urn:schemas-microsoft-com:office:office" xmlns:oel="http://schemas.microsoft.com/office/2019/extlst" xmlns:r="http://schemas.openxmlformats.org/officeDocument/2006/relationships" xmlns:m="http://schemas.openxmlformats.org/officeDocument/2006/math" xmlns:v="urn:schemas-microsoft-com:vml" xmlns:wp14="http://schemas.microsoft.com/office/word/2010/wordprocessingDrawing" xmlns:wp="http://schemas.openxmlformats.org/drawingml/2006/wordprocessingDrawing" xmlns:w10="urn:schemas-microsoft-com:office:word" xmlns:w="http://schemas.openxmlformats.org/wordprocessingml/2006/main" xmlns:w14="http://schemas.microsoft.com/office/word/2010/wordml" xmlns:w15="http://schemas.microsoft.com/office/word/2012/wordml" xmlns:w16cex="http://schemas.microsoft.com/office/word/2018/wordml/cex" xmlns:w16cid="http://schemas.microsoft.com/office/word/2016/wordml/cid" xmlns:w16="http://schemas.microsoft.com/office/word/2018/wordml" xmlns:w16du="http://schemas.microsoft.com/office/word/2023/wordml/word16du" xmlns:w16sdtdh="http://schemas.microsoft.com/office/word/2020/wordml/sdtdatahash" xmlns:w16sdtfl="http://schemas.microsoft.com/office/word/2024/wordml/sdtformatlock" xmlns:w16se="http://schemas.microsoft.com/office/word/2015/wordml/symex" xmlns:wpg="http://schemas.microsoft.com/office/word/2010/wordprocessingGroup" xmlns:wpi="http://schemas.microsoft.com/office/word/2010/wordprocessingInk" xmlns:wne="http://schemas.microsoft.com/office/word/2006/wordml" xmlns:wps="http://schemas.microsoft.com/office/word/2010/wordprocessingShape" mc:Ignorable="w14 w15 w16se w16cid w16 w16cex w16sdtdh w16sdtfl w16du wp14">
+<w:endnotes xmlns:wpc="http://schemas.microsoft.com/office/word/2010/wordprocessingCanvas" xmlns:cx="http://schemas.microsoft.com/office/drawing/2014/chartex" xmlns:cx1="http://schemas.microsoft.com/office/drawing/2015/9/8/chartex" xmlns:cx2="http://schemas.microsoft.com/office/drawing/2015/10/21/chartex" xmlns:cx3="http://schemas.microsoft.com/office/drawing/2016/5/9/chartex" xmlns:cx4="http://schemas.microsoft.com/office/drawing/2016/5/10/chartex" xmlns:cx5="http://schemas.microsoft.com/office/drawing/2016/5/11/chartex" xmlns:cx6="http://schemas.microsoft.com/office/drawing/2016/5/12/chartex" xmlns:cx7="http://schemas.microsoft.com/office/drawing/2016/5/13/chartex" xmlns:cx8="http://schemas.microsoft.com/office/drawing/2016/5/14/chartex" xmlns:mc="http://schemas.openxmlformats.org/markup-compatibility/2006" xmlns:aink="http://schemas.microsoft.com/office/drawing/2016/ink" xmlns:am3d="http://schemas.microsoft.com/office/drawing/2017/model3d" xmlns:o="urn:schemas-microsoft-com:office:office" xmlns:oel="http://schemas.microsoft.com/office/2019/extlst" xmlns:r="http://schemas.openxmlformats.org/officeDocument/2006/relationships" xmlns:m="http://schemas.openxmlformats.org/officeDocument/2006/math" xmlns:v="urn:schemas-microsoft-com:vml" xmlns:wp14="http://schemas.microsoft.com/office/word/2010/wordprocessingDrawing" xmlns:wp="http://schemas.openxmlformats.org/drawingml/2006/wordprocessingDrawing" xmlns:w10="urn:schemas-microsoft-com:office:word" xmlns:w="http://schemas.openxmlformats.org/wordprocessingml/2006/main" xmlns:w14="http://schemas.microsoft.com/office/word/2010/wordml" xmlns:w15="http://schemas.microsoft.com/office/word/2012/wordml" xmlns:w16cei="http://schemas.microsoft.com/office/word/2026/wordml/cei" xmlns:w16cex="http://schemas.microsoft.com/office/word/2018/wordml/cex" xmlns:w16cid="http://schemas.microsoft.com/office/word/2016/wordml/cid" xmlns:w16="http://schemas.microsoft.com/office/word/2018/wordml" xmlns:w16du="http://schemas.microsoft.com/office/word/2023/wordml/word16du" xmlns:w16sdtdh="http://schemas.microsoft.com/office/word/2020/wordml/sdtdatahash" xmlns:w16sdtfl="http://schemas.microsoft.com/office/word/2024/wordml/sdtformatlock" xmlns:w16se="http://schemas.microsoft.com/office/word/2015/wordml/symex" xmlns:wpg="http://schemas.microsoft.com/office/word/2010/wordprocessingGroup" xmlns:wpi="http://schemas.microsoft.com/office/word/2010/wordprocessingInk" xmlns:wne="http://schemas.microsoft.com/office/word/2006/wordml" xmlns:wps="http://schemas.microsoft.com/office/word/2010/wordprocessingShape" mc:Ignorable="w14 w15 w16se w16cid w16 w16cex w16sdtdh w16sdtfl w16du wp14">
   <w:endnote w:type="separator" w:id="-1">
     <w:p>
       <w:pPr>
@@ -1996,7 +1675,7 @@
 </file>
 
 <file path=word/footnotes.xml><?xml version="1.0" encoding="utf-8"?>
-<w:footnotes xmlns:wpc="http://schemas.microsoft.com/office/word/2010/wordprocessingCanvas" xmlns:cx="http://schemas.microsoft.com/office/drawing/2014/chartex" xmlns:cx1="http://schemas.microsoft.com/office/drawing/2015/9/8/chartex" xmlns:cx2="http://schemas.microsoft.com/office/drawing/2015/10/21/chartex" xmlns:cx3="http://schemas.microsoft.com/office/drawing/2016/5/9/chartex" xmlns:cx4="http://schemas.microsoft.com/office/drawing/2016/5/10/chartex" xmlns:cx5="http://schemas.microsoft.com/office/drawing/2016/5/11/chartex" xmlns:cx6="http://schemas.microsoft.com/office/drawing/2016/5/12/chartex" xmlns:cx7="http://schemas.microsoft.com/office/drawing/2016/5/13/chartex" xmlns:cx8="http://schemas.microsoft.com/office/drawing/2016/5/14/chartex" xmlns:mc="http://schemas.openxmlformats.org/markup-compatibility/2006" xmlns:aink="http://schemas.microsoft.com/office/drawing/2016/ink" xmlns:am3d="http://schemas.microsoft.com/office/drawing/2017/model3d" xmlns:o="urn:schemas-microsoft-com:office:office" xmlns:oel="http://schemas.microsoft.com/office/2019/extlst" xmlns:r="http://schemas.openxmlformats.org/officeDocument/2006/relationships" xmlns:m="http://schemas.openxmlformats.org/officeDocument/2006/math" xmlns:v="urn:schemas-microsoft-com:vml" xmlns:wp14="http://schemas.microsoft.com/office/word/2010/wordprocessingDrawing" xmlns:wp="http://schemas.openxmlformats.org/drawingml/2006/wordprocessingDrawing" xmlns:w10="urn:schemas-microsoft-com:office:word" xmlns:w="http://schemas.openxmlformats.org/wordprocessingml/2006/main" xmlns:w14="http://schemas.microsoft.com/office/word/2010/wordml" xmlns:w15="http://schemas.microsoft.com/office/word/2012/wordml" xmlns:w16cex="http://schemas.microsoft.com/office/word/2018/wordml/cex" xmlns:w16cid="http://schemas.microsoft.com/office/word/2016/wordml/cid" xmlns:w16="http://schemas.microsoft.com/office/word/2018/wordml" xmlns:w16du="http://schemas.microsoft.com/office/word/2023/wordml/word16du" xmlns:w16sdtdh="http://schemas.microsoft.com/office/word/2020/wordml/sdtdatahash" xmlns:w16sdtfl="http://schemas.microsoft.com/office/word/2024/wordml/sdtformatlock" xmlns:w16se="http://schemas.microsoft.com/office/word/2015/wordml/symex" xmlns:wpg="http://schemas.microsoft.com/office/word/2010/wordprocessingGroup" xmlns:wpi="http://schemas.microsoft.com/office/word/2010/wordprocessingInk" xmlns:wne="http://schemas.microsoft.com/office/word/2006/wordml" xmlns:wps="http://schemas.microsoft.com/office/word/2010/wordprocessingShape" mc:Ignorable="w14 w15 w16se w16cid w16 w16cex w16sdtdh w16sdtfl w16du wp14">
+<w:footnotes xmlns:wpc="http://schemas.microsoft.com/office/word/2010/wordprocessingCanvas" xmlns:cx="http://schemas.microsoft.com/office/drawing/2014/chartex" xmlns:cx1="http://schemas.microsoft.com/office/drawing/2015/9/8/chartex" xmlns:cx2="http://schemas.microsoft.com/office/drawing/2015/10/21/chartex" xmlns:cx3="http://schemas.microsoft.com/office/drawing/2016/5/9/chartex" xmlns:cx4="http://schemas.microsoft.com/office/drawing/2016/5/10/chartex" xmlns:cx5="http://schemas.microsoft.com/office/drawing/2016/5/11/chartex" xmlns:cx6="http://schemas.microsoft.com/office/drawing/2016/5/12/chartex" xmlns:cx7="http://schemas.microsoft.com/office/drawing/2016/5/13/chartex" xmlns:cx8="http://schemas.microsoft.com/office/drawing/2016/5/14/chartex" xmlns:mc="http://schemas.openxmlformats.org/markup-compatibility/2006" xmlns:aink="http://schemas.microsoft.com/office/drawing/2016/ink" xmlns:am3d="http://schemas.microsoft.com/office/drawing/2017/model3d" xmlns:o="urn:schemas-microsoft-com:office:office" xmlns:oel="http://schemas.microsoft.com/office/2019/extlst" xmlns:r="http://schemas.openxmlformats.org/officeDocument/2006/relationships" xmlns:m="http://schemas.openxmlformats.org/officeDocument/2006/math" xmlns:v="urn:schemas-microsoft-com:vml" xmlns:wp14="http://schemas.microsoft.com/office/word/2010/wordprocessingDrawing" xmlns:wp="http://schemas.openxmlformats.org/drawingml/2006/wordprocessingDrawing" xmlns:w10="urn:schemas-microsoft-com:office:word" xmlns:w="http://schemas.openxmlformats.org/wordprocessingml/2006/main" xmlns:w14="http://schemas.microsoft.com/office/word/2010/wordml" xmlns:w15="http://schemas.microsoft.com/office/word/2012/wordml" xmlns:w16cei="http://schemas.microsoft.com/office/word/2026/wordml/cei" xmlns:w16cex="http://schemas.microsoft.com/office/word/2018/wordml/cex" xmlns:w16cid="http://schemas.microsoft.com/office/word/2016/wordml/cid" xmlns:w16="http://schemas.microsoft.com/office/word/2018/wordml" xmlns:w16du="http://schemas.microsoft.com/office/word/2023/wordml/word16du" xmlns:w16sdtdh="http://schemas.microsoft.com/office/word/2020/wordml/sdtdatahash" xmlns:w16sdtfl="http://schemas.microsoft.com/office/word/2024/wordml/sdtformatlock" xmlns:w16se="http://schemas.microsoft.com/office/word/2015/wordml/symex" xmlns:wpg="http://schemas.microsoft.com/office/word/2010/wordprocessingGroup" xmlns:wpi="http://schemas.microsoft.com/office/word/2010/wordprocessingInk" xmlns:wne="http://schemas.microsoft.com/office/word/2006/wordml" xmlns:wps="http://schemas.microsoft.com/office/word/2010/wordprocessingShape" mc:Ignorable="w14 w15 w16se w16cid w16 w16cex w16sdtdh w16sdtfl w16du wp14">
   <w:footnote w:type="separator" w:id="-1">
     <w:p>
       <w:pPr>
@@ -2021,7 +1700,7 @@
 </file>
 
 <file path=word/numbering.xml><?xml version="1.0" encoding="utf-8"?>
-<w:numbering xmlns:wpc="http://schemas.microsoft.com/office/word/2010/wordprocessingCanvas" xmlns:cx="http://schemas.microsoft.com/office/drawing/2014/chartex" xmlns:cx1="http://schemas.microsoft.com/office/drawing/2015/9/8/chartex" xmlns:cx2="http://schemas.microsoft.com/office/drawing/2015/10/21/chartex" xmlns:cx3="http://schemas.microsoft.com/office/drawing/2016/5/9/chartex" xmlns:cx4="http://schemas.microsoft.com/office/drawing/2016/5/10/chartex" xmlns:cx5="http://schemas.microsoft.com/office/drawing/2016/5/11/chartex" xmlns:cx6="http://schemas.microsoft.com/office/drawing/2016/5/12/chartex" xmlns:cx7="http://schemas.microsoft.com/office/drawing/2016/5/13/chartex" xmlns:cx8="http://schemas.microsoft.com/office/drawing/2016/5/14/chartex" xmlns:mc="http://schemas.openxmlformats.org/markup-compatibility/2006" xmlns:aink="http://schemas.microsoft.com/office/drawing/2016/ink" xmlns:am3d="http://schemas.microsoft.com/office/drawing/2017/model3d" xmlns:o="urn:schemas-microsoft-com:office:office" xmlns:oel="http://schemas.microsoft.com/office/2019/extlst" xmlns:r="http://schemas.openxmlformats.org/officeDocument/2006/relationships" xmlns:m="http://schemas.openxmlformats.org/officeDocument/2006/math" xmlns:v="urn:schemas-microsoft-com:vml" xmlns:wp14="http://schemas.microsoft.com/office/word/2010/wordprocessingDrawing" xmlns:wp="http://schemas.openxmlformats.org/drawingml/2006/wordprocessingDrawing" xmlns:w10="urn:schemas-microsoft-com:office:word" xmlns:w="http://schemas.openxmlformats.org/wordprocessingml/2006/main" xmlns:w14="http://schemas.microsoft.com/office/word/2010/wordml" xmlns:w15="http://schemas.microsoft.com/office/word/2012/wordml" xmlns:w16cex="http://schemas.microsoft.com/office/word/2018/wordml/cex" xmlns:w16cid="http://schemas.microsoft.com/office/word/2016/wordml/cid" xmlns:w16="http://schemas.microsoft.com/office/word/2018/wordml" xmlns:w16du="http://schemas.microsoft.com/office/word/2023/wordml/word16du" xmlns:w16sdtdh="http://schemas.microsoft.com/office/word/2020/wordml/sdtdatahash" xmlns:w16sdtfl="http://schemas.microsoft.com/office/word/2024/wordml/sdtformatlock" xmlns:w16se="http://schemas.microsoft.com/office/word/2015/wordml/symex" xmlns:wpg="http://schemas.microsoft.com/office/word/2010/wordprocessingGroup" xmlns:wpi="http://schemas.microsoft.com/office/word/2010/wordprocessingInk" xmlns:wne="http://schemas.microsoft.com/office/word/2006/wordml" xmlns:wps="http://schemas.microsoft.com/office/word/2010/wordprocessingShape" mc:Ignorable="w14 w15 w16se w16cid w16 w16cex w16sdtdh w16sdtfl w16du wp14">
+<w:numbering xmlns:wpc="http://schemas.microsoft.com/office/word/2010/wordprocessingCanvas" xmlns:cx="http://schemas.microsoft.com/office/drawing/2014/chartex" xmlns:cx1="http://schemas.microsoft.com/office/drawing/2015/9/8/chartex" xmlns:cx2="http://schemas.microsoft.com/office/drawing/2015/10/21/chartex" xmlns:cx3="http://schemas.microsoft.com/office/drawing/2016/5/9/chartex" xmlns:cx4="http://schemas.microsoft.com/office/drawing/2016/5/10/chartex" xmlns:cx5="http://schemas.microsoft.com/office/drawing/2016/5/11/chartex" xmlns:cx6="http://schemas.microsoft.com/office/drawing/2016/5/12/chartex" xmlns:cx7="http://schemas.microsoft.com/office/drawing/2016/5/13/chartex" xmlns:cx8="http://schemas.microsoft.com/office/drawing/2016/5/14/chartex" xmlns:mc="http://schemas.openxmlformats.org/markup-compatibility/2006" xmlns:aink="http://schemas.microsoft.com/office/drawing/2016/ink" xmlns:am3d="http://schemas.microsoft.com/office/drawing/2017/model3d" xmlns:o="urn:schemas-microsoft-com:office:office" xmlns:oel="http://schemas.microsoft.com/office/2019/extlst" xmlns:r="http://schemas.openxmlformats.org/officeDocument/2006/relationships" xmlns:m="http://schemas.openxmlformats.org/officeDocument/2006/math" xmlns:v="urn:schemas-microsoft-com:vml" xmlns:wp14="http://schemas.microsoft.com/office/word/2010/wordprocessingDrawing" xmlns:wp="http://schemas.openxmlformats.org/drawingml/2006/wordprocessingDrawing" xmlns:w10="urn:schemas-microsoft-com:office:word" xmlns:w="http://schemas.openxmlformats.org/wordprocessingml/2006/main" xmlns:w14="http://schemas.microsoft.com/office/word/2010/wordml" xmlns:w15="http://schemas.microsoft.com/office/word/2012/wordml" xmlns:w16cei="http://schemas.microsoft.com/office/word/2026/wordml/cei" xmlns:w16cex="http://schemas.microsoft.com/office/word/2018/wordml/cex" xmlns:w16cid="http://schemas.microsoft.com/office/word/2016/wordml/cid" xmlns:w16="http://schemas.microsoft.com/office/word/2018/wordml" xmlns:w16du="http://schemas.microsoft.com/office/word/2023/wordml/word16du" xmlns:w16sdtdh="http://schemas.microsoft.com/office/word/2020/wordml/sdtdatahash" xmlns:w16sdtfl="http://schemas.microsoft.com/office/word/2024/wordml/sdtformatlock" xmlns:w16se="http://schemas.microsoft.com/office/word/2015/wordml/symex" xmlns:wpg="http://schemas.microsoft.com/office/word/2010/wordprocessingGroup" xmlns:wpi="http://schemas.microsoft.com/office/word/2010/wordprocessingInk" xmlns:wne="http://schemas.microsoft.com/office/word/2006/wordml" xmlns:wps="http://schemas.microsoft.com/office/word/2010/wordprocessingShape" mc:Ignorable="w14 w15 w16se w16cid w16 w16cex w16sdtdh w16sdtfl w16du wp14">
   <w:abstractNum w:abstractNumId="0" w15:restartNumberingAfterBreak="0">
     <w:nsid w:val="29347AF7"/>
     <w:multiLevelType w:val="hybridMultilevel"/>
@@ -2739,6 +2418,7 @@
   <w:style w:type="character" w:default="1" w:styleId="DefaultParagraphFont">
     <w:name w:val="Default Paragraph Font"/>
     <w:uiPriority w:val="1"/>
+    <w:semiHidden/>
     <w:unhideWhenUsed/>
   </w:style>
   <w:style w:type="table" w:default="1" w:styleId="TableNormal">
